--- a/public/docs/WELMUN-Delegate_Information.docx
+++ b/public/docs/WELMUN-Delegate_Information.docx
@@ -1,31 +1,25 @@
 
 <file path=word/document.xml><?xml version="1.0" encoding="utf-8"?>
-<w:document xmlns:wpc="http://schemas.microsoft.com/office/word/2010/wordprocessingCanvas" xmlns:cx="http://schemas.microsoft.com/office/drawing/2014/chartex" xmlns:cx1="http://schemas.microsoft.com/office/drawing/2015/9/8/chartex" xmlns:cx2="http://schemas.microsoft.com/office/drawing/2015/10/21/chartex" xmlns:cx3="http://schemas.microsoft.com/office/drawing/2016/5/9/chartex" xmlns:cx4="http://schemas.microsoft.com/office/drawing/2016/5/10/chartex" xmlns:cx5="http://schemas.microsoft.com/office/drawing/2016/5/11/chartex" xmlns:cx6="http://schemas.microsoft.com/office/drawing/2016/5/12/chartex" xmlns:cx7="http://schemas.microsoft.com/office/drawing/2016/5/13/chartex" xmlns:cx8="http://schemas.microsoft.com/office/drawing/2016/5/14/chartex" xmlns:mc="http://schemas.openxmlformats.org/markup-compatibility/2006" xmlns:aink="http://schemas.microsoft.com/office/drawing/2016/ink" xmlns:am3d="http://schemas.microsoft.com/office/drawing/2017/model3d" xmlns:o="urn:schemas-microsoft-com:office:office" xmlns:oel="http://schemas.microsoft.com/office/2019/extlst" xmlns:r="http://schemas.openxmlformats.org/officeDocument/2006/relationships" xmlns:m="http://schemas.openxmlformats.org/officeDocument/2006/math" xmlns:v="urn:schemas-microsoft-com:vml" xmlns:wp14="http://schemas.microsoft.com/office/word/2010/wordprocessingDrawing" xmlns:wp="http://schemas.openxmlformats.org/drawingml/2006/wordprocessingDrawing" xmlns:w10="urn:schemas-microsoft-com:office:word" xmlns:w="http://schemas.openxmlformats.org/wordprocessingml/2006/main" xmlns:w14="http://schemas.microsoft.com/office/word/2010/wordml" xmlns:w15="http://schemas.microsoft.com/office/word/2012/wordml" xmlns:w16cex="http://schemas.microsoft.com/office/word/2018/wordml/cex" xmlns:w16cid="http://schemas.microsoft.com/office/word/2016/wordml/cid" xmlns:w16="http://schemas.microsoft.com/office/word/2018/wordml" xmlns:w16du="http://schemas.microsoft.com/office/word/2023/wordml/word16du" xmlns:w16sdtdh="http://schemas.microsoft.com/office/word/2020/wordml/sdtdatahash" xmlns:w16se="http://schemas.microsoft.com/office/word/2015/wordml/symex" xmlns:wpg="http://schemas.microsoft.com/office/word/2010/wordprocessingGroup" xmlns:wpi="http://schemas.microsoft.com/office/word/2010/wordprocessingInk" xmlns:wne="http://schemas.microsoft.com/office/word/2006/wordml" xmlns:wps="http://schemas.microsoft.com/office/word/2010/wordprocessingShape" mc:Ignorable="w14 w15 w16se w16cid w16 w16cex w16sdtdh w16du wp14">
+<w:document xmlns:wpc="http://schemas.microsoft.com/office/word/2010/wordprocessingCanvas" xmlns:cx="http://schemas.microsoft.com/office/drawing/2014/chartex" xmlns:cx1="http://schemas.microsoft.com/office/drawing/2015/9/8/chartex" xmlns:cx2="http://schemas.microsoft.com/office/drawing/2015/10/21/chartex" xmlns:cx3="http://schemas.microsoft.com/office/drawing/2016/5/9/chartex" xmlns:cx4="http://schemas.microsoft.com/office/drawing/2016/5/10/chartex" xmlns:cx5="http://schemas.microsoft.com/office/drawing/2016/5/11/chartex" xmlns:cx6="http://schemas.microsoft.com/office/drawing/2016/5/12/chartex" xmlns:cx7="http://schemas.microsoft.com/office/drawing/2016/5/13/chartex" xmlns:cx8="http://schemas.microsoft.com/office/drawing/2016/5/14/chartex" xmlns:mc="http://schemas.openxmlformats.org/markup-compatibility/2006" xmlns:aink="http://schemas.microsoft.com/office/drawing/2016/ink" xmlns:am3d="http://schemas.microsoft.com/office/drawing/2017/model3d" xmlns:o="urn:schemas-microsoft-com:office:office" xmlns:oel="http://schemas.microsoft.com/office/2019/extlst" xmlns:r="http://schemas.openxmlformats.org/officeDocument/2006/relationships" xmlns:m="http://schemas.openxmlformats.org/officeDocument/2006/math" xmlns:v="urn:schemas-microsoft-com:vml" xmlns:wp14="http://schemas.microsoft.com/office/word/2010/wordprocessingDrawing" xmlns:wp="http://schemas.openxmlformats.org/drawingml/2006/wordprocessingDrawing" xmlns:w10="urn:schemas-microsoft-com:office:word" xmlns:w="http://schemas.openxmlformats.org/wordprocessingml/2006/main" xmlns:w14="http://schemas.microsoft.com/office/word/2010/wordml" xmlns:w15="http://schemas.microsoft.com/office/word/2012/wordml" xmlns:w16cex="http://schemas.microsoft.com/office/word/2018/wordml/cex" xmlns:w16cid="http://schemas.microsoft.com/office/word/2016/wordml/cid" xmlns:w16="http://schemas.microsoft.com/office/word/2018/wordml" xmlns:w16du="http://schemas.microsoft.com/office/word/2023/wordml/word16du" xmlns:w16sdtdh="http://schemas.microsoft.com/office/word/2020/wordml/sdtdatahash" xmlns:w16sdtfl="http://schemas.microsoft.com/office/word/2024/wordml/sdtformatlock" xmlns:w16se="http://schemas.microsoft.com/office/word/2015/wordml/symex" xmlns:wpg="http://schemas.microsoft.com/office/word/2010/wordprocessingGroup" xmlns:wpi="http://schemas.microsoft.com/office/word/2010/wordprocessingInk" xmlns:wne="http://schemas.microsoft.com/office/word/2006/wordml" xmlns:wps="http://schemas.microsoft.com/office/word/2010/wordprocessingShape" mc:Ignorable="w14 w15 w16se w16cid w16 w16cex w16sdtdh w16sdtfl w16du wp14">
   <w:body>
     <w:p>
       <w:pPr>
         <w:spacing w:line="360" w:lineRule="auto"/>
         <w:jc w:val="center"/>
         <w:rPr>
-          <w:rFonts w:ascii="Cambria" w:eastAsia="Calibri" w:hAnsi="Cambria" w:cs="Calibri"/>
+          <w:rFonts w:eastAsia="Calibri" w:cs="Times New Roman"/>
           <w:b/>
-        </w:rPr>
-      </w:pPr>
-    </w:p>
-    <w:p>
-      <w:pPr>
-        <w:spacing w:line="360" w:lineRule="auto"/>
-        <w:jc w:val="center"/>
-        <w:rPr>
-          <w:rFonts w:ascii="Cambria" w:eastAsia="Calibri" w:hAnsi="Cambria" w:cs="Calibri"/>
-          <w:b/>
+          <w:sz w:val="22"/>
+          <w:szCs w:val="22"/>
         </w:rPr>
       </w:pPr>
       <w:r>
         <w:rPr>
-          <w:rFonts w:ascii="Cambria" w:eastAsia="Calibri" w:hAnsi="Cambria" w:cs="Calibri"/>
+          <w:rFonts w:eastAsia="Calibri" w:cs="Times New Roman"/>
           <w:b/>
           <w:noProof/>
+          <w:sz w:val="22"/>
+          <w:szCs w:val="22"/>
         </w:rPr>
         <w:drawing>
           <wp:inline distT="0" distB="0" distL="0" distR="0" wp14:anchorId="31710427" wp14:editId="57B91C31">
@@ -41,7 +35,7 @@
                     <pic:cNvPicPr preferRelativeResize="0"/>
                   </pic:nvPicPr>
                   <pic:blipFill>
-                    <a:blip r:embed="rId8"/>
+                    <a:blip r:embed="rId9"/>
                     <a:srcRect/>
                     <a:stretch>
                       <a:fillRect/>
@@ -72,133 +66,16 @@
         <w:spacing w:line="360" w:lineRule="auto"/>
         <w:jc w:val="center"/>
         <w:rPr>
-          <w:rFonts w:ascii="Cambria" w:eastAsia="Calibri" w:hAnsi="Cambria" w:cs="Calibri"/>
-          <w:sz w:val="32"/>
-          <w:szCs w:val="32"/>
+          <w:rFonts w:eastAsia="Calibri" w:cs="Times New Roman"/>
         </w:rPr>
       </w:pPr>
       <w:bookmarkStart w:id="0" w:name="_heading=h.gjdgxs" w:colFirst="0" w:colLast="0"/>
       <w:bookmarkEnd w:id="0"/>
       <w:r>
         <w:rPr>
-          <w:rFonts w:ascii="Cambria" w:eastAsia="Calibri" w:hAnsi="Cambria" w:cs="Calibri"/>
-          <w:sz w:val="32"/>
-          <w:szCs w:val="32"/>
+          <w:rFonts w:eastAsia="Calibri" w:cs="Times New Roman"/>
         </w:rPr>
-        <w:t>Welham Boys’ School Model United Nations, 202</w:t>
-      </w:r>
-      <w:r>
-        <w:rPr>
-          <w:rFonts w:ascii="Cambria" w:eastAsia="Calibri" w:hAnsi="Cambria" w:cs="Calibri"/>
-          <w:sz w:val="32"/>
-          <w:szCs w:val="32"/>
-        </w:rPr>
-        <w:t>5</w:t>
-      </w:r>
-    </w:p>
-    <w:p>
-      <w:pPr>
-        <w:pStyle w:val="Heading4"/>
-        <w:keepNext w:val="0"/>
-        <w:keepLines w:val="0"/>
-        <w:spacing w:line="360" w:lineRule="auto"/>
-        <w:jc w:val="center"/>
-        <w:rPr>
-          <w:rFonts w:ascii="Cambria" w:eastAsia="Calibri" w:hAnsi="Cambria" w:cs="Calibri"/>
-          <w:sz w:val="28"/>
-          <w:szCs w:val="28"/>
-        </w:rPr>
-      </w:pPr>
-      <w:bookmarkStart w:id="1" w:name="_heading=h.30j0zll" w:colFirst="0" w:colLast="0"/>
-      <w:bookmarkEnd w:id="1"/>
-      <w:r>
-        <w:rPr>
-          <w:rFonts w:ascii="Cambria" w:eastAsia="Carlito" w:hAnsi="Cambria" w:cs="Carlito"/>
-          <w:sz w:val="28"/>
-          <w:szCs w:val="28"/>
-        </w:rPr>
-        <w:t>Wedne</w:t>
-      </w:r>
-      <w:r>
-        <w:rPr>
-          <w:rFonts w:ascii="Cambria" w:eastAsia="Carlito" w:hAnsi="Cambria" w:cs="Carlito"/>
-          <w:sz w:val="28"/>
-          <w:szCs w:val="28"/>
-        </w:rPr>
-        <w:t xml:space="preserve">sday, </w:t>
-      </w:r>
-      <w:r>
-        <w:rPr>
-          <w:rFonts w:ascii="Cambria" w:eastAsia="Carlito" w:hAnsi="Cambria" w:cs="Carlito"/>
-          <w:sz w:val="28"/>
-          <w:szCs w:val="28"/>
-        </w:rPr>
-        <w:t>July 30</w:t>
-      </w:r>
-      <w:r>
-        <w:rPr>
-          <w:rFonts w:ascii="Cambria" w:eastAsia="Carlito" w:hAnsi="Cambria" w:cs="Carlito"/>
-          <w:sz w:val="28"/>
-          <w:szCs w:val="28"/>
-        </w:rPr>
-        <w:t xml:space="preserve"> </w:t>
-      </w:r>
-      <w:r>
-        <w:rPr>
-          <w:rFonts w:ascii="Cambria" w:eastAsia="Calibri" w:hAnsi="Cambria" w:cs="Calibri"/>
-          <w:sz w:val="28"/>
-          <w:szCs w:val="28"/>
-        </w:rPr>
-        <w:t xml:space="preserve">– </w:t>
-      </w:r>
-      <w:r>
-        <w:rPr>
-          <w:rFonts w:ascii="Cambria" w:eastAsia="Calibri" w:hAnsi="Cambria" w:cs="Calibri"/>
-          <w:sz w:val="28"/>
-          <w:szCs w:val="28"/>
-        </w:rPr>
-        <w:t>Friday</w:t>
-      </w:r>
-      <w:r>
-        <w:rPr>
-          <w:rFonts w:ascii="Cambria" w:eastAsia="Calibri" w:hAnsi="Cambria" w:cs="Calibri"/>
-          <w:sz w:val="28"/>
-          <w:szCs w:val="28"/>
-        </w:rPr>
-        <w:t xml:space="preserve">, </w:t>
-      </w:r>
-      <w:r>
-        <w:rPr>
-          <w:rFonts w:ascii="Cambria" w:eastAsia="Calibri" w:hAnsi="Cambria" w:cs="Calibri"/>
-          <w:sz w:val="28"/>
-          <w:szCs w:val="28"/>
-        </w:rPr>
-        <w:t>August 1,</w:t>
-      </w:r>
-      <w:r>
-        <w:rPr>
-          <w:rFonts w:ascii="Cambria" w:eastAsia="Calibri" w:hAnsi="Cambria" w:cs="Calibri"/>
-          <w:sz w:val="28"/>
-          <w:szCs w:val="28"/>
-          <w:vertAlign w:val="superscript"/>
-        </w:rPr>
-        <w:t xml:space="preserve"> </w:t>
-      </w:r>
-      <w:r>
-        <w:rPr>
-          <w:rFonts w:ascii="Cambria" w:eastAsia="Calibri" w:hAnsi="Cambria" w:cs="Calibri"/>
-          <w:sz w:val="28"/>
-          <w:szCs w:val="28"/>
-        </w:rPr>
-        <w:t>202</w:t>
-      </w:r>
-      <w:r>
-        <w:rPr>
-          <w:rFonts w:ascii="Cambria" w:eastAsia="Calibri" w:hAnsi="Cambria" w:cs="Calibri"/>
-          <w:sz w:val="28"/>
-          <w:szCs w:val="28"/>
-        </w:rPr>
-        <w:t>5</w:t>
+        <w:t>WELHAM BOYS’ SCHOOL MODEL UNITED NATIONS, 2026</w:t>
       </w:r>
     </w:p>
     <w:p>
@@ -206,71 +83,65 @@
         <w:spacing w:line="360" w:lineRule="auto"/>
         <w:jc w:val="center"/>
         <w:rPr>
-          <w:rFonts w:ascii="Cambria" w:eastAsia="Calibri" w:hAnsi="Cambria" w:cs="Calibri"/>
+          <w:rFonts w:cs="Times New Roman"/>
           <w:b/>
-          <w:sz w:val="28"/>
-          <w:szCs w:val="28"/>
+          <w:bCs/>
+        </w:rPr>
+      </w:pPr>
+      <w:bookmarkStart w:id="1" w:name="_heading=h.30j0zll" w:colFirst="0" w:colLast="0"/>
+      <w:bookmarkEnd w:id="1"/>
+      <w:r>
+        <w:rPr>
+          <w:rFonts w:cs="Times New Roman"/>
+          <w:b/>
+          <w:bCs/>
+        </w:rPr>
+        <w:t xml:space="preserve">Tuesday, July 28, to Thursday, July 30, 2026 </w:t>
+      </w:r>
+    </w:p>
+    <w:p>
+      <w:pPr>
+        <w:spacing w:line="360" w:lineRule="auto"/>
+        <w:jc w:val="center"/>
+        <w:rPr>
+          <w:rFonts w:eastAsia="Calibri" w:cs="Times New Roman"/>
+          <w:b/>
         </w:rPr>
       </w:pPr>
       <w:r>
         <w:rPr>
-          <w:rFonts w:ascii="Cambria" w:eastAsia="Calibri" w:hAnsi="Cambria" w:cs="Calibri"/>
+          <w:rFonts w:eastAsia="Calibri" w:cs="Times New Roman"/>
           <w:b/>
-          <w:sz w:val="28"/>
-          <w:szCs w:val="28"/>
         </w:rPr>
         <w:t>Delegate</w:t>
       </w:r>
       <w:r>
         <w:rPr>
-          <w:rFonts w:ascii="Cambria" w:eastAsia="Calibri" w:hAnsi="Cambria" w:cs="Calibri"/>
+          <w:rFonts w:eastAsia="Calibri" w:cs="Times New Roman"/>
           <w:b/>
-          <w:sz w:val="28"/>
-          <w:szCs w:val="28"/>
         </w:rPr>
         <w:t xml:space="preserve"> </w:t>
       </w:r>
       <w:r>
         <w:rPr>
-          <w:rFonts w:ascii="Cambria" w:eastAsia="Calibri" w:hAnsi="Cambria" w:cs="Calibri"/>
+          <w:rFonts w:eastAsia="Calibri" w:cs="Times New Roman"/>
           <w:b/>
-          <w:sz w:val="28"/>
-          <w:szCs w:val="28"/>
         </w:rPr>
-        <w:t xml:space="preserve">Information </w:t>
+        <w:t>Information Form</w:t>
       </w:r>
       <w:r>
         <w:rPr>
-          <w:rFonts w:ascii="Cambria" w:eastAsia="Calibri" w:hAnsi="Cambria" w:cs="Calibri"/>
+          <w:rFonts w:eastAsia="Calibri" w:cs="Times New Roman"/>
           <w:b/>
-          <w:sz w:val="28"/>
-          <w:szCs w:val="28"/>
-        </w:rPr>
-        <w:t>Form</w:t>
-      </w:r>
-      <w:r>
-        <w:rPr>
-          <w:rFonts w:ascii="Cambria" w:eastAsia="Calibri" w:hAnsi="Cambria" w:cs="Calibri"/>
-          <w:b/>
-          <w:sz w:val="28"/>
-          <w:szCs w:val="28"/>
         </w:rPr>
         <w:t xml:space="preserve"> </w:t>
       </w:r>
     </w:p>
-    <w:p>
-      <w:pPr>
-        <w:rPr>
-          <w:rFonts w:ascii="Cambria" w:eastAsia="Calibri" w:hAnsi="Cambria" w:cs="Calibri"/>
-          <w:b/>
-        </w:rPr>
-      </w:pPr>
-    </w:p>
     <w:tbl>
       <w:tblPr>
         <w:tblStyle w:val="a"/>
+        <w:tblpPr w:leftFromText="180" w:rightFromText="180" w:vertAnchor="text" w:horzAnchor="margin" w:tblpXSpec="center" w:tblpY="136"/>
         <w:tblW w:w="10221" w:type="dxa"/>
-        <w:tblInd w:w="-289" w:type="dxa"/>
         <w:tblBorders>
           <w:top w:val="single" w:sz="8" w:space="0" w:color="FFFFFF"/>
           <w:left w:val="single" w:sz="8" w:space="0" w:color="FFFFFF"/>
@@ -299,32 +170,29 @@
               <w:bottom w:val="single" w:sz="4" w:space="0" w:color="000000"/>
               <w:right w:val="single" w:sz="4" w:space="0" w:color="000000"/>
             </w:tcBorders>
-            <w:shd w:val="clear" w:color="auto" w:fill="auto"/>
-            <w:tcMar>
-              <w:top w:w="80" w:type="dxa"/>
-              <w:left w:w="80" w:type="dxa"/>
-              <w:bottom w:w="80" w:type="dxa"/>
-              <w:right w:w="80" w:type="dxa"/>
-            </w:tcMar>
-          </w:tcPr>
-          <w:p>
-            <w:pPr>
-              <w:rPr>
-                <w:rFonts w:ascii="Cambria" w:hAnsi="Cambria"/>
+            <w:tcMar>
+              <w:top w:w="80" w:type="dxa"/>
+              <w:left w:w="80" w:type="dxa"/>
+              <w:bottom w:w="80" w:type="dxa"/>
+              <w:right w:w="80" w:type="dxa"/>
+            </w:tcMar>
+          </w:tcPr>
+          <w:p>
+            <w:pPr>
+              <w:rPr>
+                <w:rFonts w:cs="Times New Roman"/>
+                <w:sz w:val="22"/>
+                <w:szCs w:val="22"/>
               </w:rPr>
             </w:pPr>
             <w:r>
               <w:rPr>
-                <w:rFonts w:ascii="Cambria" w:eastAsia="Calibri" w:hAnsi="Cambria" w:cs="Calibri"/>
-              </w:rPr>
-              <w:t>NAME OF THE SCHOO</w:t>
+                <w:rFonts w:eastAsia="Calibri" w:cs="Times New Roman"/>
+                <w:sz w:val="22"/>
+                <w:szCs w:val="22"/>
+              </w:rPr>
+              <w:t>NAME OF THE SCHOOL &amp; CITY</w:t>
             </w:r>
-            <w:r>
-              <w:rPr>
-                <w:rFonts w:ascii="Cambria" w:eastAsia="Calibri" w:hAnsi="Cambria" w:cs="Calibri"/>
-              </w:rPr>
-              <w:t>L &amp; CITY</w:t>
-            </w:r>
           </w:p>
         </w:tc>
         <w:tc>
@@ -336,18 +204,19 @@
               <w:bottom w:val="single" w:sz="4" w:space="0" w:color="000000"/>
               <w:right w:val="single" w:sz="4" w:space="0" w:color="000000"/>
             </w:tcBorders>
-            <w:shd w:val="clear" w:color="auto" w:fill="auto"/>
-            <w:tcMar>
-              <w:top w:w="80" w:type="dxa"/>
-              <w:left w:w="80" w:type="dxa"/>
-              <w:bottom w:w="80" w:type="dxa"/>
-              <w:right w:w="80" w:type="dxa"/>
-            </w:tcMar>
-          </w:tcPr>
-          <w:p>
-            <w:pPr>
-              <w:rPr>
-                <w:rFonts w:ascii="Cambria" w:hAnsi="Cambria"/>
+            <w:tcMar>
+              <w:top w:w="80" w:type="dxa"/>
+              <w:left w:w="80" w:type="dxa"/>
+              <w:bottom w:w="80" w:type="dxa"/>
+              <w:right w:w="80" w:type="dxa"/>
+            </w:tcMar>
+          </w:tcPr>
+          <w:p>
+            <w:pPr>
+              <w:rPr>
+                <w:rFonts w:cs="Times New Roman"/>
+                <w:sz w:val="22"/>
+                <w:szCs w:val="22"/>
               </w:rPr>
             </w:pPr>
           </w:p>
@@ -366,60 +235,60 @@
               <w:bottom w:val="single" w:sz="4" w:space="0" w:color="000000"/>
               <w:right w:val="single" w:sz="4" w:space="0" w:color="000000"/>
             </w:tcBorders>
-            <w:shd w:val="clear" w:color="auto" w:fill="auto"/>
-            <w:tcMar>
-              <w:top w:w="80" w:type="dxa"/>
-              <w:left w:w="80" w:type="dxa"/>
-              <w:bottom w:w="80" w:type="dxa"/>
-              <w:right w:w="80" w:type="dxa"/>
-            </w:tcMar>
-          </w:tcPr>
-          <w:p>
-            <w:pPr>
-              <w:rPr>
-                <w:rFonts w:ascii="Cambria" w:hAnsi="Cambria"/>
+            <w:tcMar>
+              <w:top w:w="80" w:type="dxa"/>
+              <w:left w:w="80" w:type="dxa"/>
+              <w:bottom w:w="80" w:type="dxa"/>
+              <w:right w:w="80" w:type="dxa"/>
+            </w:tcMar>
+          </w:tcPr>
+          <w:p>
+            <w:pPr>
+              <w:rPr>
+                <w:rFonts w:cs="Times New Roman"/>
+                <w:sz w:val="22"/>
+                <w:szCs w:val="22"/>
               </w:rPr>
             </w:pPr>
             <w:r>
               <w:rPr>
-                <w:rFonts w:ascii="Cambria" w:eastAsia="Calibri" w:hAnsi="Cambria" w:cs="Calibri"/>
-              </w:rPr>
-              <w:t>NAME OF TEACHER ESCORT</w:t>
+                <w:rFonts w:eastAsia="Calibri" w:cs="Times New Roman"/>
+                <w:sz w:val="22"/>
+                <w:szCs w:val="22"/>
+              </w:rPr>
+              <w:t xml:space="preserve">NAME OF TEACHER ESCORT &amp; EMAIL ID </w:t>
             </w:r>
+          </w:p>
+        </w:tc>
+        <w:tc>
+          <w:tcPr>
+            <w:tcW w:w="5700" w:type="dxa"/>
+            <w:tcBorders>
+              <w:top w:val="single" w:sz="4" w:space="0" w:color="000000"/>
+              <w:left w:val="single" w:sz="4" w:space="0" w:color="000000"/>
+              <w:bottom w:val="single" w:sz="4" w:space="0" w:color="000000"/>
+              <w:right w:val="single" w:sz="4" w:space="0" w:color="000000"/>
+            </w:tcBorders>
+            <w:tcMar>
+              <w:top w:w="80" w:type="dxa"/>
+              <w:left w:w="80" w:type="dxa"/>
+              <w:bottom w:w="80" w:type="dxa"/>
+              <w:right w:w="80" w:type="dxa"/>
+            </w:tcMar>
+          </w:tcPr>
+          <w:p>
+            <w:pPr>
+              <w:rPr>
+                <w:rFonts w:cs="Times New Roman"/>
+                <w:sz w:val="22"/>
+                <w:szCs w:val="22"/>
+              </w:rPr>
+            </w:pPr>
             <w:r>
               <w:rPr>
-                <w:rFonts w:ascii="Cambria" w:eastAsia="Calibri" w:hAnsi="Cambria" w:cs="Calibri"/>
-              </w:rPr>
-              <w:t xml:space="preserve"> &amp; EMAIL ID </w:t>
-            </w:r>
-          </w:p>
-        </w:tc>
-        <w:tc>
-          <w:tcPr>
-            <w:tcW w:w="5700" w:type="dxa"/>
-            <w:tcBorders>
-              <w:top w:val="single" w:sz="4" w:space="0" w:color="000000"/>
-              <w:left w:val="single" w:sz="4" w:space="0" w:color="000000"/>
-              <w:bottom w:val="single" w:sz="4" w:space="0" w:color="000000"/>
-              <w:right w:val="single" w:sz="4" w:space="0" w:color="000000"/>
-            </w:tcBorders>
-            <w:shd w:val="clear" w:color="auto" w:fill="auto"/>
-            <w:tcMar>
-              <w:top w:w="80" w:type="dxa"/>
-              <w:left w:w="80" w:type="dxa"/>
-              <w:bottom w:w="80" w:type="dxa"/>
-              <w:right w:w="80" w:type="dxa"/>
-            </w:tcMar>
-          </w:tcPr>
-          <w:p>
-            <w:pPr>
-              <w:rPr>
-                <w:rFonts w:ascii="Cambria" w:hAnsi="Cambria"/>
-              </w:rPr>
-            </w:pPr>
-            <w:r>
-              <w:rPr>
-                <w:rFonts w:ascii="Cambria" w:hAnsi="Cambria"/>
+                <w:rFonts w:cs="Times New Roman"/>
+                <w:sz w:val="22"/>
+                <w:szCs w:val="22"/>
               </w:rPr>
               <w:t>a.</w:t>
             </w:r>
@@ -427,19 +296,25 @@
           <w:p>
             <w:pPr>
               <w:rPr>
-                <w:rFonts w:ascii="Cambria" w:hAnsi="Cambria"/>
-              </w:rPr>
-            </w:pPr>
-          </w:p>
-          <w:p>
-            <w:pPr>
-              <w:rPr>
-                <w:rFonts w:ascii="Cambria" w:hAnsi="Cambria"/>
+                <w:rFonts w:cs="Times New Roman"/>
+                <w:sz w:val="22"/>
+                <w:szCs w:val="22"/>
+              </w:rPr>
+            </w:pPr>
+          </w:p>
+          <w:p>
+            <w:pPr>
+              <w:rPr>
+                <w:rFonts w:cs="Times New Roman"/>
+                <w:sz w:val="22"/>
+                <w:szCs w:val="22"/>
               </w:rPr>
             </w:pPr>
             <w:r>
               <w:rPr>
-                <w:rFonts w:ascii="Cambria" w:hAnsi="Cambria"/>
+                <w:rFonts w:cs="Times New Roman"/>
+                <w:sz w:val="22"/>
+                <w:szCs w:val="22"/>
               </w:rPr>
               <w:t>b.</w:t>
             </w:r>
@@ -459,23 +334,24 @@
               <w:bottom w:val="single" w:sz="4" w:space="0" w:color="000000"/>
               <w:right w:val="single" w:sz="4" w:space="0" w:color="000000"/>
             </w:tcBorders>
-            <w:shd w:val="clear" w:color="auto" w:fill="auto"/>
-            <w:tcMar>
-              <w:top w:w="80" w:type="dxa"/>
-              <w:left w:w="80" w:type="dxa"/>
-              <w:bottom w:w="80" w:type="dxa"/>
-              <w:right w:w="80" w:type="dxa"/>
-            </w:tcMar>
-          </w:tcPr>
-          <w:p>
-            <w:pPr>
-              <w:rPr>
-                <w:rFonts w:ascii="Cambria" w:hAnsi="Cambria"/>
+            <w:tcMar>
+              <w:top w:w="80" w:type="dxa"/>
+              <w:left w:w="80" w:type="dxa"/>
+              <w:bottom w:w="80" w:type="dxa"/>
+              <w:right w:w="80" w:type="dxa"/>
+            </w:tcMar>
+          </w:tcPr>
+          <w:p>
+            <w:pPr>
+              <w:rPr>
+                <w:rFonts w:cs="Times New Roman"/>
+                <w:sz w:val="22"/>
+                <w:szCs w:val="22"/>
               </w:rPr>
             </w:pPr>
             <w:r>
               <w:rPr>
-                <w:rFonts w:ascii="Cambria" w:eastAsia="Calibri" w:hAnsi="Cambria" w:cs="Calibri"/>
+                <w:rFonts w:eastAsia="Calibri" w:cs="Times New Roman"/>
                 <w:sz w:val="22"/>
                 <w:szCs w:val="22"/>
               </w:rPr>
@@ -492,23 +368,26 @@
               <w:bottom w:val="single" w:sz="4" w:space="0" w:color="000000"/>
               <w:right w:val="single" w:sz="4" w:space="0" w:color="000000"/>
             </w:tcBorders>
-            <w:shd w:val="clear" w:color="auto" w:fill="auto"/>
-            <w:tcMar>
-              <w:top w:w="80" w:type="dxa"/>
-              <w:left w:w="80" w:type="dxa"/>
-              <w:bottom w:w="80" w:type="dxa"/>
-              <w:right w:w="80" w:type="dxa"/>
-            </w:tcMar>
-          </w:tcPr>
-          <w:p>
-            <w:pPr>
-              <w:rPr>
-                <w:rFonts w:ascii="Cambria" w:hAnsi="Cambria"/>
+            <w:tcMar>
+              <w:top w:w="80" w:type="dxa"/>
+              <w:left w:w="80" w:type="dxa"/>
+              <w:bottom w:w="80" w:type="dxa"/>
+              <w:right w:w="80" w:type="dxa"/>
+            </w:tcMar>
+          </w:tcPr>
+          <w:p>
+            <w:pPr>
+              <w:rPr>
+                <w:rFonts w:cs="Times New Roman"/>
+                <w:sz w:val="22"/>
+                <w:szCs w:val="22"/>
               </w:rPr>
             </w:pPr>
             <w:r>
               <w:rPr>
-                <w:rFonts w:ascii="Cambria" w:hAnsi="Cambria"/>
+                <w:rFonts w:cs="Times New Roman"/>
+                <w:sz w:val="22"/>
+                <w:szCs w:val="22"/>
               </w:rPr>
               <w:t>a.</w:t>
             </w:r>
@@ -516,12 +395,16 @@
           <w:p>
             <w:pPr>
               <w:rPr>
-                <w:rFonts w:ascii="Cambria" w:hAnsi="Cambria"/>
+                <w:rFonts w:cs="Times New Roman"/>
+                <w:sz w:val="22"/>
+                <w:szCs w:val="22"/>
               </w:rPr>
             </w:pPr>
             <w:r>
               <w:rPr>
-                <w:rFonts w:ascii="Cambria" w:hAnsi="Cambria"/>
+                <w:rFonts w:cs="Times New Roman"/>
+                <w:sz w:val="22"/>
+                <w:szCs w:val="22"/>
               </w:rPr>
               <w:t>b.</w:t>
             </w:r>
@@ -541,149 +424,111 @@
               <w:bottom w:val="single" w:sz="4" w:space="0" w:color="000000"/>
               <w:right w:val="single" w:sz="4" w:space="0" w:color="000000"/>
             </w:tcBorders>
-            <w:shd w:val="clear" w:color="auto" w:fill="auto"/>
-            <w:tcMar>
-              <w:top w:w="80" w:type="dxa"/>
-              <w:left w:w="80" w:type="dxa"/>
-              <w:bottom w:w="80" w:type="dxa"/>
-              <w:right w:w="80" w:type="dxa"/>
-            </w:tcMar>
-          </w:tcPr>
-          <w:p>
-            <w:pPr>
-              <w:rPr>
-                <w:rFonts w:ascii="Cambria" w:eastAsia="Calibri" w:hAnsi="Cambria" w:cs="Calibri"/>
+            <w:tcMar>
+              <w:top w:w="80" w:type="dxa"/>
+              <w:left w:w="80" w:type="dxa"/>
+              <w:bottom w:w="80" w:type="dxa"/>
+              <w:right w:w="80" w:type="dxa"/>
+            </w:tcMar>
+          </w:tcPr>
+          <w:p>
+            <w:pPr>
+              <w:rPr>
+                <w:rFonts w:eastAsia="Calibri" w:cs="Times New Roman"/>
                 <w:sz w:val="22"/>
                 <w:szCs w:val="22"/>
               </w:rPr>
             </w:pPr>
             <w:r>
               <w:rPr>
-                <w:rFonts w:ascii="Cambria" w:eastAsia="Calibri" w:hAnsi="Cambria" w:cs="Calibri"/>
-                <w:sz w:val="22"/>
-                <w:szCs w:val="22"/>
-              </w:rPr>
-              <w:t xml:space="preserve">DIETARY </w:t>
+                <w:rFonts w:eastAsia="Calibri" w:cs="Times New Roman"/>
+                <w:sz w:val="22"/>
+                <w:szCs w:val="22"/>
+              </w:rPr>
+              <w:t>DIETARY PREFERENCE (Please specify the number)</w:t>
             </w:r>
+          </w:p>
+        </w:tc>
+        <w:tc>
+          <w:tcPr>
+            <w:tcW w:w="5700" w:type="dxa"/>
+            <w:tcBorders>
+              <w:top w:val="single" w:sz="4" w:space="0" w:color="000000"/>
+              <w:left w:val="single" w:sz="4" w:space="0" w:color="000000"/>
+              <w:bottom w:val="single" w:sz="4" w:space="0" w:color="000000"/>
+              <w:right w:val="single" w:sz="4" w:space="0" w:color="000000"/>
+            </w:tcBorders>
+            <w:tcMar>
+              <w:top w:w="80" w:type="dxa"/>
+              <w:left w:w="80" w:type="dxa"/>
+              <w:bottom w:w="80" w:type="dxa"/>
+              <w:right w:w="80" w:type="dxa"/>
+            </w:tcMar>
+          </w:tcPr>
+          <w:p>
+            <w:pPr>
+              <w:rPr>
+                <w:rFonts w:cs="Times New Roman"/>
+                <w:sz w:val="22"/>
+                <w:szCs w:val="22"/>
+              </w:rPr>
+            </w:pPr>
             <w:r>
               <w:rPr>
-                <w:rFonts w:ascii="Cambria" w:eastAsia="Calibri" w:hAnsi="Cambria" w:cs="Calibri"/>
-                <w:sz w:val="22"/>
-                <w:szCs w:val="22"/>
-              </w:rPr>
-              <w:t>PREFERENCE (</w:t>
+                <w:rFonts w:cs="Times New Roman"/>
+                <w:sz w:val="22"/>
+                <w:szCs w:val="22"/>
+              </w:rPr>
+              <w:t>Veg.-</w:t>
             </w:r>
+          </w:p>
+          <w:p>
+            <w:pPr>
+              <w:rPr>
+                <w:rFonts w:cs="Times New Roman"/>
+                <w:sz w:val="22"/>
+                <w:szCs w:val="22"/>
+              </w:rPr>
+            </w:pPr>
             <w:r>
               <w:rPr>
-                <w:rFonts w:ascii="Cambria" w:eastAsia="Calibri" w:hAnsi="Cambria" w:cs="Calibri"/>
-                <w:sz w:val="22"/>
-                <w:szCs w:val="22"/>
-              </w:rPr>
-              <w:t>P</w:t>
-            </w:r>
-            <w:r>
-              <w:rPr>
-                <w:rFonts w:ascii="Cambria" w:eastAsia="Calibri" w:hAnsi="Cambria" w:cs="Calibri"/>
-                <w:sz w:val="22"/>
-                <w:szCs w:val="22"/>
-              </w:rPr>
-              <w:t xml:space="preserve">lease </w:t>
-            </w:r>
-            <w:r>
-              <w:rPr>
-                <w:rFonts w:ascii="Cambria" w:eastAsia="Calibri" w:hAnsi="Cambria" w:cs="Calibri"/>
-                <w:sz w:val="22"/>
-                <w:szCs w:val="22"/>
-              </w:rPr>
-              <w:t>specify the number)</w:t>
-            </w:r>
-          </w:p>
-        </w:tc>
-        <w:tc>
-          <w:tcPr>
-            <w:tcW w:w="5700" w:type="dxa"/>
-            <w:tcBorders>
-              <w:top w:val="single" w:sz="4" w:space="0" w:color="000000"/>
-              <w:left w:val="single" w:sz="4" w:space="0" w:color="000000"/>
-              <w:bottom w:val="single" w:sz="4" w:space="0" w:color="000000"/>
-              <w:right w:val="single" w:sz="4" w:space="0" w:color="000000"/>
-            </w:tcBorders>
-            <w:shd w:val="clear" w:color="auto" w:fill="auto"/>
-            <w:tcMar>
-              <w:top w:w="80" w:type="dxa"/>
-              <w:left w:w="80" w:type="dxa"/>
-              <w:bottom w:w="80" w:type="dxa"/>
-              <w:right w:w="80" w:type="dxa"/>
-            </w:tcMar>
-          </w:tcPr>
-          <w:p>
-            <w:pPr>
-              <w:rPr>
-                <w:rFonts w:ascii="Cambria" w:hAnsi="Cambria"/>
-              </w:rPr>
-            </w:pPr>
-            <w:r>
-              <w:rPr>
-                <w:rFonts w:ascii="Cambria" w:hAnsi="Cambria"/>
-              </w:rPr>
-              <w:t>Veg</w:t>
-            </w:r>
-            <w:r>
-              <w:rPr>
-                <w:rFonts w:ascii="Cambria" w:hAnsi="Cambria"/>
-              </w:rPr>
-              <w:t>.</w:t>
-            </w:r>
-            <w:r>
-              <w:rPr>
-                <w:rFonts w:ascii="Cambria" w:hAnsi="Cambria"/>
-              </w:rPr>
-              <w:t>-</w:t>
-            </w:r>
-          </w:p>
-          <w:p>
-            <w:pPr>
-              <w:rPr>
-                <w:rFonts w:ascii="Cambria" w:hAnsi="Cambria"/>
-              </w:rPr>
-            </w:pPr>
-            <w:r>
-              <w:rPr>
-                <w:rFonts w:ascii="Cambria" w:hAnsi="Cambria"/>
-              </w:rPr>
-              <w:t>Non-veg</w:t>
-            </w:r>
-            <w:r>
-              <w:rPr>
-                <w:rFonts w:ascii="Cambria" w:hAnsi="Cambria"/>
-              </w:rPr>
-              <w:t>.</w:t>
-            </w:r>
-            <w:r>
-              <w:rPr>
-                <w:rFonts w:ascii="Cambria" w:hAnsi="Cambria"/>
-              </w:rPr>
-              <w:t>-</w:t>
+                <w:rFonts w:cs="Times New Roman"/>
+                <w:sz w:val="22"/>
+                <w:szCs w:val="22"/>
+              </w:rPr>
+              <w:t>Non-veg.-</w:t>
             </w:r>
           </w:p>
         </w:tc>
       </w:tr>
     </w:tbl>
+    <w:p>
+      <w:pPr>
+        <w:rPr>
+          <w:rFonts w:eastAsia="Calibri" w:cs="Times New Roman"/>
+          <w:b/>
+          <w:sz w:val="22"/>
+          <w:szCs w:val="22"/>
+        </w:rPr>
+      </w:pPr>
+    </w:p>
     <w:p>
       <w:pPr>
         <w:widowControl w:val="0"/>
         <w:ind w:left="1033" w:hanging="1033"/>
         <w:rPr>
-          <w:rFonts w:ascii="Cambria" w:eastAsia="Calibri" w:hAnsi="Cambria" w:cs="Calibri"/>
+          <w:rFonts w:eastAsia="Calibri" w:cs="Times New Roman"/>
           <w:b/>
+          <w:sz w:val="22"/>
+          <w:szCs w:val="22"/>
         </w:rPr>
       </w:pPr>
     </w:p>
     <w:tbl>
       <w:tblPr>
         <w:tblStyle w:val="a0"/>
-        <w:tblW w:w="10207" w:type="dxa"/>
-        <w:tblInd w:w="-289" w:type="dxa"/>
+        <w:tblW w:w="10206" w:type="dxa"/>
+        <w:tblInd w:w="279" w:type="dxa"/>
         <w:tblBorders>
           <w:top w:val="single" w:sz="8" w:space="0" w:color="FFFFFF"/>
           <w:left w:val="single" w:sz="8" w:space="0" w:color="FFFFFF"/>
@@ -696,12 +541,12 @@
         <w:tblLook w:val="0400" w:firstRow="0" w:lastRow="0" w:firstColumn="0" w:lastColumn="0" w:noHBand="0" w:noVBand="1"/>
       </w:tblPr>
       <w:tblGrid>
-        <w:gridCol w:w="1277"/>
-        <w:gridCol w:w="567"/>
+        <w:gridCol w:w="850"/>
+        <w:gridCol w:w="426"/>
         <w:gridCol w:w="1701"/>
         <w:gridCol w:w="1984"/>
         <w:gridCol w:w="2693"/>
-        <w:gridCol w:w="1985"/>
+        <w:gridCol w:w="2552"/>
       </w:tblGrid>
       <w:tr>
         <w:trPr>
@@ -709,31 +554,31 @@
         </w:trPr>
         <w:tc>
           <w:tcPr>
-            <w:tcW w:w="1277" w:type="dxa"/>
-            <w:tcBorders>
-              <w:top w:val="single" w:sz="4" w:space="0" w:color="000000"/>
-              <w:left w:val="single" w:sz="4" w:space="0" w:color="000000"/>
-              <w:bottom w:val="single" w:sz="4" w:space="0" w:color="000000"/>
-              <w:right w:val="single" w:sz="4" w:space="0" w:color="000000"/>
-            </w:tcBorders>
-            <w:shd w:val="clear" w:color="auto" w:fill="auto"/>
-            <w:tcMar>
-              <w:top w:w="80" w:type="dxa"/>
-              <w:left w:w="80" w:type="dxa"/>
-              <w:bottom w:w="80" w:type="dxa"/>
-              <w:right w:w="80" w:type="dxa"/>
-            </w:tcMar>
-          </w:tcPr>
-          <w:p>
-            <w:pPr>
-              <w:jc w:val="center"/>
-              <w:rPr>
-                <w:rFonts w:ascii="Cambria" w:hAnsi="Cambria"/>
+            <w:tcW w:w="850" w:type="dxa"/>
+            <w:tcBorders>
+              <w:top w:val="single" w:sz="4" w:space="0" w:color="000000"/>
+              <w:left w:val="single" w:sz="4" w:space="0" w:color="000000"/>
+              <w:bottom w:val="single" w:sz="4" w:space="0" w:color="000000"/>
+              <w:right w:val="single" w:sz="4" w:space="0" w:color="000000"/>
+            </w:tcBorders>
+            <w:tcMar>
+              <w:top w:w="80" w:type="dxa"/>
+              <w:left w:w="80" w:type="dxa"/>
+              <w:bottom w:w="80" w:type="dxa"/>
+              <w:right w:w="80" w:type="dxa"/>
+            </w:tcMar>
+          </w:tcPr>
+          <w:p>
+            <w:pPr>
+              <w:rPr>
+                <w:rFonts w:cs="Times New Roman"/>
+                <w:sz w:val="22"/>
+                <w:szCs w:val="22"/>
               </w:rPr>
             </w:pPr>
             <w:r>
               <w:rPr>
-                <w:rFonts w:ascii="Cambria" w:eastAsia="Cambria" w:hAnsi="Cambria" w:cs="Cambria"/>
+                <w:rFonts w:eastAsia="Cambria" w:cs="Times New Roman"/>
                 <w:b/>
                 <w:sz w:val="22"/>
                 <w:szCs w:val="22"/>
@@ -744,7 +589,7 @@
         </w:tc>
         <w:tc>
           <w:tcPr>
-            <w:tcW w:w="2268" w:type="dxa"/>
+            <w:tcW w:w="2127" w:type="dxa"/>
             <w:gridSpan w:val="2"/>
             <w:tcBorders>
               <w:top w:val="single" w:sz="4" w:space="0" w:color="000000"/>
@@ -752,7 +597,6 @@
               <w:bottom w:val="single" w:sz="4" w:space="0" w:color="000000"/>
               <w:right w:val="single" w:sz="4" w:space="0" w:color="000000"/>
             </w:tcBorders>
-            <w:shd w:val="clear" w:color="auto" w:fill="auto"/>
             <w:tcMar>
               <w:top w:w="80" w:type="dxa"/>
               <w:left w:w="80" w:type="dxa"/>
@@ -764,7 +608,7 @@
             <w:pPr>
               <w:jc w:val="center"/>
               <w:rPr>
-                <w:rFonts w:ascii="Cambria" w:eastAsia="Cambria" w:hAnsi="Cambria" w:cs="Cambria"/>
+                <w:rFonts w:eastAsia="Cambria" w:cs="Times New Roman"/>
                 <w:b/>
                 <w:sz w:val="22"/>
                 <w:szCs w:val="22"/>
@@ -772,7 +616,7 @@
             </w:pPr>
             <w:r>
               <w:rPr>
-                <w:rFonts w:ascii="Cambria" w:eastAsia="Cambria" w:hAnsi="Cambria" w:cs="Cambria"/>
+                <w:rFonts w:eastAsia="Cambria" w:cs="Times New Roman"/>
                 <w:b/>
                 <w:sz w:val="22"/>
                 <w:szCs w:val="22"/>
@@ -784,12 +628,14 @@
             <w:pPr>
               <w:jc w:val="center"/>
               <w:rPr>
-                <w:rFonts w:ascii="Cambria" w:hAnsi="Cambria"/>
+                <w:rFonts w:cs="Times New Roman"/>
+                <w:sz w:val="22"/>
+                <w:szCs w:val="22"/>
               </w:rPr>
             </w:pPr>
             <w:r>
               <w:rPr>
-                <w:rFonts w:ascii="Cambria" w:eastAsia="Cambria" w:hAnsi="Cambria" w:cs="Cambria"/>
+                <w:rFonts w:eastAsia="Cambria" w:cs="Times New Roman"/>
                 <w:b/>
                 <w:sz w:val="22"/>
                 <w:szCs w:val="22"/>
@@ -807,7 +653,6 @@
               <w:bottom w:val="single" w:sz="4" w:space="0" w:color="000000"/>
               <w:right w:val="single" w:sz="4" w:space="0" w:color="000000"/>
             </w:tcBorders>
-            <w:shd w:val="clear" w:color="auto" w:fill="auto"/>
             <w:tcMar>
               <w:top w:w="80" w:type="dxa"/>
               <w:left w:w="80" w:type="dxa"/>
@@ -819,12 +664,14 @@
             <w:pPr>
               <w:jc w:val="center"/>
               <w:rPr>
-                <w:rFonts w:ascii="Cambria" w:hAnsi="Cambria"/>
+                <w:rFonts w:cs="Times New Roman"/>
+                <w:sz w:val="22"/>
+                <w:szCs w:val="22"/>
               </w:rPr>
             </w:pPr>
             <w:r>
               <w:rPr>
-                <w:rFonts w:ascii="Cambria" w:eastAsia="Cambria" w:hAnsi="Cambria" w:cs="Cambria"/>
+                <w:rFonts w:eastAsia="Cambria" w:cs="Times New Roman"/>
                 <w:b/>
                 <w:sz w:val="22"/>
                 <w:szCs w:val="22"/>
@@ -833,7 +680,7 @@
             </w:r>
             <w:r>
               <w:rPr>
-                <w:rFonts w:ascii="Cambria" w:eastAsia="Cambria" w:hAnsi="Cambria" w:cs="Cambria"/>
+                <w:rFonts w:eastAsia="Cambria" w:cs="Times New Roman"/>
                 <w:b/>
                 <w:sz w:val="22"/>
                 <w:szCs w:val="22"/>
@@ -851,7 +698,6 @@
               <w:bottom w:val="single" w:sz="4" w:space="0" w:color="000000"/>
               <w:right w:val="single" w:sz="4" w:space="0" w:color="000000"/>
             </w:tcBorders>
-            <w:shd w:val="clear" w:color="auto" w:fill="auto"/>
             <w:tcMar>
               <w:top w:w="80" w:type="dxa"/>
               <w:left w:w="80" w:type="dxa"/>
@@ -863,12 +709,14 @@
             <w:pPr>
               <w:jc w:val="center"/>
               <w:rPr>
-                <w:rFonts w:ascii="Cambria" w:hAnsi="Cambria"/>
+                <w:rFonts w:cs="Times New Roman"/>
+                <w:sz w:val="22"/>
+                <w:szCs w:val="22"/>
               </w:rPr>
             </w:pPr>
             <w:r>
               <w:rPr>
-                <w:rFonts w:ascii="Cambria" w:eastAsia="Cambria" w:hAnsi="Cambria" w:cs="Cambria"/>
+                <w:rFonts w:eastAsia="Cambria" w:cs="Times New Roman"/>
                 <w:b/>
                 <w:sz w:val="22"/>
                 <w:szCs w:val="22"/>
@@ -879,7 +727,7 @@
         </w:tc>
         <w:tc>
           <w:tcPr>
-            <w:tcW w:w="1985" w:type="dxa"/>
+            <w:tcW w:w="2552" w:type="dxa"/>
             <w:tcBorders>
               <w:top w:val="single" w:sz="4" w:space="0" w:color="000000"/>
               <w:left w:val="single" w:sz="4" w:space="0" w:color="000000"/>
@@ -891,7 +739,7 @@
             <w:pPr>
               <w:jc w:val="center"/>
               <w:rPr>
-                <w:rFonts w:ascii="Cambria" w:eastAsia="Cambria" w:hAnsi="Cambria" w:cs="Cambria"/>
+                <w:rFonts w:eastAsia="Cambria" w:cs="Times New Roman"/>
                 <w:b/>
                 <w:sz w:val="22"/>
                 <w:szCs w:val="22"/>
@@ -899,7 +747,7 @@
             </w:pPr>
             <w:r>
               <w:rPr>
-                <w:rFonts w:ascii="Cambria" w:eastAsia="Cambria" w:hAnsi="Cambria" w:cs="Cambria"/>
+                <w:rFonts w:eastAsia="Cambria" w:cs="Times New Roman"/>
                 <w:b/>
                 <w:sz w:val="22"/>
                 <w:szCs w:val="22"/>
@@ -915,7 +763,7 @@
         </w:trPr>
         <w:tc>
           <w:tcPr>
-            <w:tcW w:w="1277" w:type="dxa"/>
+            <w:tcW w:w="850" w:type="dxa"/>
             <w:vMerge w:val="restart"/>
             <w:tcBorders>
               <w:top w:val="single" w:sz="4" w:space="0" w:color="000000"/>
@@ -923,23 +771,26 @@
               <w:bottom w:val="single" w:sz="4" w:space="0" w:color="000000"/>
               <w:right w:val="single" w:sz="4" w:space="0" w:color="000000"/>
             </w:tcBorders>
-            <w:shd w:val="clear" w:color="auto" w:fill="auto"/>
-            <w:tcMar>
-              <w:top w:w="80" w:type="dxa"/>
-              <w:left w:w="80" w:type="dxa"/>
-              <w:bottom w:w="80" w:type="dxa"/>
-              <w:right w:w="80" w:type="dxa"/>
-            </w:tcMar>
-          </w:tcPr>
-          <w:p>
-            <w:pPr>
-              <w:rPr>
-                <w:rFonts w:ascii="Cambria" w:hAnsi="Cambria"/>
+            <w:tcMar>
+              <w:top w:w="80" w:type="dxa"/>
+              <w:left w:w="80" w:type="dxa"/>
+              <w:bottom w:w="80" w:type="dxa"/>
+              <w:right w:w="80" w:type="dxa"/>
+            </w:tcMar>
+          </w:tcPr>
+          <w:p>
+            <w:pPr>
+              <w:rPr>
+                <w:rFonts w:cs="Times New Roman"/>
+                <w:sz w:val="22"/>
+                <w:szCs w:val="22"/>
               </w:rPr>
             </w:pPr>
             <w:r>
               <w:rPr>
-                <w:rFonts w:ascii="Cambria" w:eastAsia="Cambria" w:hAnsi="Cambria" w:cs="Cambria"/>
+                <w:rFonts w:eastAsia="Cambria" w:cs="Times New Roman"/>
+                <w:sz w:val="22"/>
+                <w:szCs w:val="22"/>
               </w:rPr>
               <w:t>1</w:t>
             </w:r>
@@ -947,30 +798,31 @@
         </w:tc>
         <w:tc>
           <w:tcPr>
-            <w:tcW w:w="567" w:type="dxa"/>
-            <w:tcBorders>
-              <w:top w:val="single" w:sz="4" w:space="0" w:color="000000"/>
-              <w:left w:val="single" w:sz="4" w:space="0" w:color="000000"/>
-              <w:bottom w:val="single" w:sz="4" w:space="0" w:color="000000"/>
-              <w:right w:val="single" w:sz="4" w:space="0" w:color="000000"/>
-            </w:tcBorders>
-            <w:shd w:val="clear" w:color="auto" w:fill="auto"/>
-            <w:tcMar>
-              <w:top w:w="80" w:type="dxa"/>
-              <w:left w:w="80" w:type="dxa"/>
-              <w:bottom w:w="80" w:type="dxa"/>
-              <w:right w:w="80" w:type="dxa"/>
-            </w:tcMar>
-          </w:tcPr>
-          <w:p>
-            <w:pPr>
-              <w:rPr>
-                <w:rFonts w:ascii="Cambria" w:hAnsi="Cambria"/>
+            <w:tcW w:w="426" w:type="dxa"/>
+            <w:tcBorders>
+              <w:top w:val="single" w:sz="4" w:space="0" w:color="000000"/>
+              <w:left w:val="single" w:sz="4" w:space="0" w:color="000000"/>
+              <w:bottom w:val="single" w:sz="4" w:space="0" w:color="000000"/>
+              <w:right w:val="single" w:sz="4" w:space="0" w:color="000000"/>
+            </w:tcBorders>
+            <w:tcMar>
+              <w:top w:w="80" w:type="dxa"/>
+              <w:left w:w="80" w:type="dxa"/>
+              <w:bottom w:w="80" w:type="dxa"/>
+              <w:right w:w="80" w:type="dxa"/>
+            </w:tcMar>
+          </w:tcPr>
+          <w:p>
+            <w:pPr>
+              <w:rPr>
+                <w:rFonts w:cs="Times New Roman"/>
+                <w:sz w:val="22"/>
+                <w:szCs w:val="22"/>
               </w:rPr>
             </w:pPr>
             <w:r>
               <w:rPr>
-                <w:rFonts w:ascii="Cambria" w:eastAsia="Cambria" w:hAnsi="Cambria" w:cs="Cambria"/>
+                <w:rFonts w:eastAsia="Cambria" w:cs="Times New Roman"/>
                 <w:sz w:val="22"/>
                 <w:szCs w:val="22"/>
               </w:rPr>
@@ -987,18 +839,19 @@
               <w:bottom w:val="single" w:sz="4" w:space="0" w:color="000000"/>
               <w:right w:val="single" w:sz="4" w:space="0" w:color="000000"/>
             </w:tcBorders>
-            <w:shd w:val="clear" w:color="auto" w:fill="auto"/>
-            <w:tcMar>
-              <w:top w:w="80" w:type="dxa"/>
-              <w:left w:w="80" w:type="dxa"/>
-              <w:bottom w:w="80" w:type="dxa"/>
-              <w:right w:w="80" w:type="dxa"/>
-            </w:tcMar>
-          </w:tcPr>
-          <w:p>
-            <w:pPr>
-              <w:rPr>
-                <w:rFonts w:ascii="Cambria" w:hAnsi="Cambria"/>
+            <w:tcMar>
+              <w:top w:w="80" w:type="dxa"/>
+              <w:left w:w="80" w:type="dxa"/>
+              <w:bottom w:w="80" w:type="dxa"/>
+              <w:right w:w="80" w:type="dxa"/>
+            </w:tcMar>
+          </w:tcPr>
+          <w:p>
+            <w:pPr>
+              <w:rPr>
+                <w:rFonts w:cs="Times New Roman"/>
+                <w:sz w:val="22"/>
+                <w:szCs w:val="22"/>
               </w:rPr>
             </w:pPr>
           </w:p>
@@ -1012,18 +865,19 @@
               <w:bottom w:val="single" w:sz="4" w:space="0" w:color="000000"/>
               <w:right w:val="single" w:sz="4" w:space="0" w:color="000000"/>
             </w:tcBorders>
-            <w:shd w:val="clear" w:color="auto" w:fill="auto"/>
-            <w:tcMar>
-              <w:top w:w="80" w:type="dxa"/>
-              <w:left w:w="80" w:type="dxa"/>
-              <w:bottom w:w="80" w:type="dxa"/>
-              <w:right w:w="80" w:type="dxa"/>
-            </w:tcMar>
-          </w:tcPr>
-          <w:p>
-            <w:pPr>
-              <w:rPr>
-                <w:rFonts w:ascii="Cambria" w:hAnsi="Cambria"/>
+            <w:tcMar>
+              <w:top w:w="80" w:type="dxa"/>
+              <w:left w:w="80" w:type="dxa"/>
+              <w:bottom w:w="80" w:type="dxa"/>
+              <w:right w:w="80" w:type="dxa"/>
+            </w:tcMar>
+          </w:tcPr>
+          <w:p>
+            <w:pPr>
+              <w:rPr>
+                <w:rFonts w:cs="Times New Roman"/>
+                <w:sz w:val="22"/>
+                <w:szCs w:val="22"/>
               </w:rPr>
             </w:pPr>
           </w:p>
@@ -1038,7 +892,6 @@
               <w:bottom w:val="single" w:sz="4" w:space="0" w:color="000000"/>
               <w:right w:val="single" w:sz="4" w:space="0" w:color="000000"/>
             </w:tcBorders>
-            <w:shd w:val="clear" w:color="auto" w:fill="auto"/>
             <w:tcMar>
               <w:top w:w="80" w:type="dxa"/>
               <w:left w:w="80" w:type="dxa"/>
@@ -1051,22 +904,22 @@
             <w:pPr>
               <w:jc w:val="center"/>
               <w:rPr>
-                <w:rFonts w:ascii="Cambria" w:eastAsia="Cambria" w:hAnsi="Cambria" w:cs="Cambria"/>
+                <w:rFonts w:eastAsia="Cambria" w:cs="Times New Roman"/>
                 <w:sz w:val="22"/>
                 <w:szCs w:val="22"/>
               </w:rPr>
             </w:pPr>
             <w:r>
               <w:rPr>
-                <w:rFonts w:ascii="Cambria" w:eastAsia="Cambria" w:hAnsi="Cambria" w:cs="Cambria"/>
-                <w:sz w:val="22"/>
-                <w:szCs w:val="22"/>
-              </w:rPr>
-              <w:t>United</w:t>
+                <w:rFonts w:eastAsia="Cambria" w:cs="Times New Roman"/>
+                <w:sz w:val="22"/>
+                <w:szCs w:val="22"/>
+              </w:rPr>
+              <w:t>United Nations</w:t>
             </w:r>
             <w:r>
               <w:rPr>
-                <w:rFonts w:ascii="Cambria" w:eastAsia="Cambria" w:hAnsi="Cambria" w:cs="Cambria"/>
+                <w:rFonts w:eastAsia="Cambria" w:cs="Times New Roman"/>
                 <w:sz w:val="22"/>
                 <w:szCs w:val="22"/>
               </w:rPr>
@@ -1074,15 +927,23 @@
             </w:r>
             <w:r>
               <w:rPr>
-                <w:rFonts w:ascii="Cambria" w:eastAsia="Cambria" w:hAnsi="Cambria" w:cs="Cambria"/>
-                <w:sz w:val="22"/>
-                <w:szCs w:val="22"/>
-              </w:rPr>
-              <w:t>Nations</w:t>
+                <w:rFonts w:eastAsia="Cambria" w:cs="Times New Roman"/>
+                <w:sz w:val="22"/>
+                <w:szCs w:val="22"/>
+              </w:rPr>
+              <w:t>Security</w:t>
             </w:r>
             <w:r>
               <w:rPr>
-                <w:rFonts w:ascii="Cambria" w:eastAsia="Cambria" w:hAnsi="Cambria" w:cs="Cambria"/>
+                <w:rFonts w:eastAsia="Cambria" w:cs="Times New Roman"/>
+                <w:sz w:val="22"/>
+                <w:szCs w:val="22"/>
+              </w:rPr>
+              <w:t xml:space="preserve"> Council</w:t>
+            </w:r>
+            <w:r>
+              <w:rPr>
+                <w:rFonts w:eastAsia="Cambria" w:cs="Times New Roman"/>
                 <w:sz w:val="22"/>
                 <w:szCs w:val="22"/>
               </w:rPr>
@@ -1090,31 +951,7 @@
             </w:r>
             <w:r>
               <w:rPr>
-                <w:rFonts w:ascii="Cambria" w:eastAsia="Cambria" w:hAnsi="Cambria" w:cs="Cambria"/>
-                <w:sz w:val="22"/>
-                <w:szCs w:val="22"/>
-              </w:rPr>
-              <w:t>Security</w:t>
-            </w:r>
-            <w:r>
-              <w:rPr>
-                <w:rFonts w:ascii="Cambria" w:eastAsia="Cambria" w:hAnsi="Cambria" w:cs="Cambria"/>
-                <w:sz w:val="22"/>
-                <w:szCs w:val="22"/>
-              </w:rPr>
-              <w:t xml:space="preserve"> Council</w:t>
-            </w:r>
-            <w:r>
-              <w:rPr>
-                <w:rFonts w:ascii="Cambria" w:eastAsia="Cambria" w:hAnsi="Cambria" w:cs="Cambria"/>
-                <w:sz w:val="22"/>
-                <w:szCs w:val="22"/>
-              </w:rPr>
-              <w:t xml:space="preserve"> </w:t>
-            </w:r>
-            <w:r>
-              <w:rPr>
-                <w:rFonts w:ascii="Cambria" w:eastAsia="Cambria" w:hAnsi="Cambria" w:cs="Cambria"/>
+                <w:rFonts w:eastAsia="Cambria" w:cs="Times New Roman"/>
                 <w:sz w:val="22"/>
                 <w:szCs w:val="22"/>
               </w:rPr>
@@ -1125,14 +962,16 @@
             <w:pPr>
               <w:jc w:val="center"/>
               <w:rPr>
-                <w:rFonts w:ascii="Cambria" w:hAnsi="Cambria"/>
+                <w:rFonts w:cs="Times New Roman"/>
                 <w:b/>
                 <w:bCs/>
+                <w:sz w:val="22"/>
+                <w:szCs w:val="22"/>
               </w:rPr>
             </w:pPr>
             <w:r>
               <w:rPr>
-                <w:rFonts w:ascii="Cambria" w:eastAsia="Cambria" w:hAnsi="Cambria" w:cs="Cambria"/>
+                <w:rFonts w:eastAsia="Cambria" w:cs="Times New Roman"/>
                 <w:b/>
                 <w:bCs/>
                 <w:sz w:val="22"/>
@@ -1144,7 +983,7 @@
         </w:tc>
         <w:tc>
           <w:tcPr>
-            <w:tcW w:w="1985" w:type="dxa"/>
+            <w:tcW w:w="2552" w:type="dxa"/>
             <w:tcBorders>
               <w:top w:val="single" w:sz="4" w:space="0" w:color="000000"/>
               <w:left w:val="single" w:sz="4" w:space="0" w:color="000000"/>
@@ -1156,7 +995,7 @@
             <w:pPr>
               <w:jc w:val="center"/>
               <w:rPr>
-                <w:rFonts w:ascii="Cambria" w:eastAsia="Cambria" w:hAnsi="Cambria" w:cs="Cambria"/>
+                <w:rFonts w:eastAsia="Cambria" w:cs="Times New Roman"/>
                 <w:sz w:val="22"/>
                 <w:szCs w:val="22"/>
               </w:rPr>
@@ -1170,7 +1009,7 @@
         </w:trPr>
         <w:tc>
           <w:tcPr>
-            <w:tcW w:w="1277" w:type="dxa"/>
+            <w:tcW w:w="850" w:type="dxa"/>
             <w:vMerge/>
             <w:tcBorders>
               <w:top w:val="single" w:sz="4" w:space="0" w:color="000000"/>
@@ -1178,7 +1017,6 @@
               <w:bottom w:val="single" w:sz="4" w:space="0" w:color="000000"/>
               <w:right w:val="single" w:sz="4" w:space="0" w:color="000000"/>
             </w:tcBorders>
-            <w:shd w:val="clear" w:color="auto" w:fill="auto"/>
             <w:tcMar>
               <w:top w:w="80" w:type="dxa"/>
               <w:left w:w="80" w:type="dxa"/>
@@ -1198,37 +1036,40 @@
               </w:pBdr>
               <w:spacing w:line="276" w:lineRule="auto"/>
               <w:rPr>
-                <w:rFonts w:ascii="Cambria" w:hAnsi="Cambria"/>
-              </w:rPr>
-            </w:pPr>
-          </w:p>
-        </w:tc>
-        <w:tc>
-          <w:tcPr>
-            <w:tcW w:w="567" w:type="dxa"/>
-            <w:tcBorders>
-              <w:top w:val="single" w:sz="4" w:space="0" w:color="000000"/>
-              <w:left w:val="single" w:sz="4" w:space="0" w:color="000000"/>
-              <w:bottom w:val="single" w:sz="4" w:space="0" w:color="000000"/>
-              <w:right w:val="single" w:sz="4" w:space="0" w:color="000000"/>
-            </w:tcBorders>
-            <w:shd w:val="clear" w:color="auto" w:fill="auto"/>
-            <w:tcMar>
-              <w:top w:w="80" w:type="dxa"/>
-              <w:left w:w="80" w:type="dxa"/>
-              <w:bottom w:w="80" w:type="dxa"/>
-              <w:right w:w="80" w:type="dxa"/>
-            </w:tcMar>
-          </w:tcPr>
-          <w:p>
-            <w:pPr>
-              <w:rPr>
-                <w:rFonts w:ascii="Cambria" w:hAnsi="Cambria"/>
+                <w:rFonts w:cs="Times New Roman"/>
+                <w:sz w:val="22"/>
+                <w:szCs w:val="22"/>
+              </w:rPr>
+            </w:pPr>
+          </w:p>
+        </w:tc>
+        <w:tc>
+          <w:tcPr>
+            <w:tcW w:w="426" w:type="dxa"/>
+            <w:tcBorders>
+              <w:top w:val="single" w:sz="4" w:space="0" w:color="000000"/>
+              <w:left w:val="single" w:sz="4" w:space="0" w:color="000000"/>
+              <w:bottom w:val="single" w:sz="4" w:space="0" w:color="000000"/>
+              <w:right w:val="single" w:sz="4" w:space="0" w:color="000000"/>
+            </w:tcBorders>
+            <w:tcMar>
+              <w:top w:w="80" w:type="dxa"/>
+              <w:left w:w="80" w:type="dxa"/>
+              <w:bottom w:w="80" w:type="dxa"/>
+              <w:right w:w="80" w:type="dxa"/>
+            </w:tcMar>
+          </w:tcPr>
+          <w:p>
+            <w:pPr>
+              <w:rPr>
+                <w:rFonts w:cs="Times New Roman"/>
+                <w:sz w:val="22"/>
+                <w:szCs w:val="22"/>
               </w:rPr>
             </w:pPr>
             <w:r>
               <w:rPr>
-                <w:rFonts w:ascii="Cambria" w:eastAsia="Cambria" w:hAnsi="Cambria" w:cs="Cambria"/>
+                <w:rFonts w:eastAsia="Cambria" w:cs="Times New Roman"/>
                 <w:sz w:val="22"/>
                 <w:szCs w:val="22"/>
               </w:rPr>
@@ -1245,18 +1086,19 @@
               <w:bottom w:val="single" w:sz="4" w:space="0" w:color="000000"/>
               <w:right w:val="single" w:sz="4" w:space="0" w:color="000000"/>
             </w:tcBorders>
-            <w:shd w:val="clear" w:color="auto" w:fill="auto"/>
-            <w:tcMar>
-              <w:top w:w="80" w:type="dxa"/>
-              <w:left w:w="80" w:type="dxa"/>
-              <w:bottom w:w="80" w:type="dxa"/>
-              <w:right w:w="80" w:type="dxa"/>
-            </w:tcMar>
-          </w:tcPr>
-          <w:p>
-            <w:pPr>
-              <w:rPr>
-                <w:rFonts w:ascii="Cambria" w:hAnsi="Cambria"/>
+            <w:tcMar>
+              <w:top w:w="80" w:type="dxa"/>
+              <w:left w:w="80" w:type="dxa"/>
+              <w:bottom w:w="80" w:type="dxa"/>
+              <w:right w:w="80" w:type="dxa"/>
+            </w:tcMar>
+          </w:tcPr>
+          <w:p>
+            <w:pPr>
+              <w:rPr>
+                <w:rFonts w:cs="Times New Roman"/>
+                <w:sz w:val="22"/>
+                <w:szCs w:val="22"/>
               </w:rPr>
             </w:pPr>
           </w:p>
@@ -1270,18 +1112,19 @@
               <w:bottom w:val="single" w:sz="4" w:space="0" w:color="000000"/>
               <w:right w:val="single" w:sz="4" w:space="0" w:color="000000"/>
             </w:tcBorders>
-            <w:shd w:val="clear" w:color="auto" w:fill="auto"/>
-            <w:tcMar>
-              <w:top w:w="80" w:type="dxa"/>
-              <w:left w:w="80" w:type="dxa"/>
-              <w:bottom w:w="80" w:type="dxa"/>
-              <w:right w:w="80" w:type="dxa"/>
-            </w:tcMar>
-          </w:tcPr>
-          <w:p>
-            <w:pPr>
-              <w:rPr>
-                <w:rFonts w:ascii="Cambria" w:hAnsi="Cambria"/>
+            <w:tcMar>
+              <w:top w:w="80" w:type="dxa"/>
+              <w:left w:w="80" w:type="dxa"/>
+              <w:bottom w:w="80" w:type="dxa"/>
+              <w:right w:w="80" w:type="dxa"/>
+            </w:tcMar>
+          </w:tcPr>
+          <w:p>
+            <w:pPr>
+              <w:rPr>
+                <w:rFonts w:cs="Times New Roman"/>
+                <w:sz w:val="22"/>
+                <w:szCs w:val="22"/>
               </w:rPr>
             </w:pPr>
           </w:p>
@@ -1296,7 +1139,6 @@
               <w:bottom w:val="single" w:sz="4" w:space="0" w:color="000000"/>
               <w:right w:val="single" w:sz="4" w:space="0" w:color="000000"/>
             </w:tcBorders>
-            <w:shd w:val="clear" w:color="auto" w:fill="auto"/>
             <w:tcMar>
               <w:top w:w="80" w:type="dxa"/>
               <w:left w:w="80" w:type="dxa"/>
@@ -1316,15 +1158,18 @@
                 <w:between w:val="nil"/>
               </w:pBdr>
               <w:spacing w:line="276" w:lineRule="auto"/>
-              <w:rPr>
-                <w:rFonts w:ascii="Cambria" w:hAnsi="Cambria"/>
-              </w:rPr>
-            </w:pPr>
-          </w:p>
-        </w:tc>
-        <w:tc>
-          <w:tcPr>
-            <w:tcW w:w="1985" w:type="dxa"/>
+              <w:jc w:val="center"/>
+              <w:rPr>
+                <w:rFonts w:cs="Times New Roman"/>
+                <w:sz w:val="22"/>
+                <w:szCs w:val="22"/>
+              </w:rPr>
+            </w:pPr>
+          </w:p>
+        </w:tc>
+        <w:tc>
+          <w:tcPr>
+            <w:tcW w:w="2552" w:type="dxa"/>
             <w:tcBorders>
               <w:top w:val="single" w:sz="4" w:space="0" w:color="000000"/>
               <w:left w:val="single" w:sz="4" w:space="0" w:color="000000"/>
@@ -1344,7 +1189,9 @@
               </w:pBdr>
               <w:spacing w:line="276" w:lineRule="auto"/>
               <w:rPr>
-                <w:rFonts w:ascii="Cambria" w:hAnsi="Cambria"/>
+                <w:rFonts w:cs="Times New Roman"/>
+                <w:sz w:val="22"/>
+                <w:szCs w:val="22"/>
               </w:rPr>
             </w:pPr>
           </w:p>
@@ -1356,7 +1203,7 @@
         </w:trPr>
         <w:tc>
           <w:tcPr>
-            <w:tcW w:w="1277" w:type="dxa"/>
+            <w:tcW w:w="850" w:type="dxa"/>
             <w:vMerge w:val="restart"/>
             <w:tcBorders>
               <w:top w:val="single" w:sz="4" w:space="0" w:color="000000"/>
@@ -1364,23 +1211,24 @@
               <w:bottom w:val="single" w:sz="4" w:space="0" w:color="000000"/>
               <w:right w:val="single" w:sz="4" w:space="0" w:color="000000"/>
             </w:tcBorders>
-            <w:shd w:val="clear" w:color="auto" w:fill="auto"/>
-            <w:tcMar>
-              <w:top w:w="80" w:type="dxa"/>
-              <w:left w:w="80" w:type="dxa"/>
-              <w:bottom w:w="80" w:type="dxa"/>
-              <w:right w:w="80" w:type="dxa"/>
-            </w:tcMar>
-          </w:tcPr>
-          <w:p>
-            <w:pPr>
-              <w:rPr>
-                <w:rFonts w:ascii="Cambria" w:hAnsi="Cambria"/>
+            <w:tcMar>
+              <w:top w:w="80" w:type="dxa"/>
+              <w:left w:w="80" w:type="dxa"/>
+              <w:bottom w:w="80" w:type="dxa"/>
+              <w:right w:w="80" w:type="dxa"/>
+            </w:tcMar>
+          </w:tcPr>
+          <w:p>
+            <w:pPr>
+              <w:rPr>
+                <w:rFonts w:cs="Times New Roman"/>
+                <w:sz w:val="22"/>
+                <w:szCs w:val="22"/>
               </w:rPr>
             </w:pPr>
             <w:r>
               <w:rPr>
-                <w:rFonts w:ascii="Cambria" w:eastAsia="Cambria" w:hAnsi="Cambria" w:cs="Cambria"/>
+                <w:rFonts w:eastAsia="Cambria" w:cs="Times New Roman"/>
                 <w:sz w:val="22"/>
                 <w:szCs w:val="22"/>
               </w:rPr>
@@ -1390,30 +1238,31 @@
         </w:tc>
         <w:tc>
           <w:tcPr>
-            <w:tcW w:w="567" w:type="dxa"/>
-            <w:tcBorders>
-              <w:top w:val="single" w:sz="4" w:space="0" w:color="000000"/>
-              <w:left w:val="single" w:sz="4" w:space="0" w:color="000000"/>
-              <w:bottom w:val="single" w:sz="4" w:space="0" w:color="000000"/>
-              <w:right w:val="single" w:sz="4" w:space="0" w:color="000000"/>
-            </w:tcBorders>
-            <w:shd w:val="clear" w:color="auto" w:fill="auto"/>
-            <w:tcMar>
-              <w:top w:w="80" w:type="dxa"/>
-              <w:left w:w="80" w:type="dxa"/>
-              <w:bottom w:w="80" w:type="dxa"/>
-              <w:right w:w="80" w:type="dxa"/>
-            </w:tcMar>
-          </w:tcPr>
-          <w:p>
-            <w:pPr>
-              <w:rPr>
-                <w:rFonts w:ascii="Cambria" w:hAnsi="Cambria"/>
+            <w:tcW w:w="426" w:type="dxa"/>
+            <w:tcBorders>
+              <w:top w:val="single" w:sz="4" w:space="0" w:color="000000"/>
+              <w:left w:val="single" w:sz="4" w:space="0" w:color="000000"/>
+              <w:bottom w:val="single" w:sz="4" w:space="0" w:color="000000"/>
+              <w:right w:val="single" w:sz="4" w:space="0" w:color="000000"/>
+            </w:tcBorders>
+            <w:tcMar>
+              <w:top w:w="80" w:type="dxa"/>
+              <w:left w:w="80" w:type="dxa"/>
+              <w:bottom w:w="80" w:type="dxa"/>
+              <w:right w:w="80" w:type="dxa"/>
+            </w:tcMar>
+          </w:tcPr>
+          <w:p>
+            <w:pPr>
+              <w:rPr>
+                <w:rFonts w:cs="Times New Roman"/>
+                <w:sz w:val="22"/>
+                <w:szCs w:val="22"/>
               </w:rPr>
             </w:pPr>
             <w:r>
               <w:rPr>
-                <w:rFonts w:ascii="Cambria" w:eastAsia="Cambria" w:hAnsi="Cambria" w:cs="Cambria"/>
+                <w:rFonts w:eastAsia="Cambria" w:cs="Times New Roman"/>
                 <w:sz w:val="22"/>
                 <w:szCs w:val="22"/>
               </w:rPr>
@@ -1430,18 +1279,19 @@
               <w:bottom w:val="single" w:sz="4" w:space="0" w:color="000000"/>
               <w:right w:val="single" w:sz="4" w:space="0" w:color="000000"/>
             </w:tcBorders>
-            <w:shd w:val="clear" w:color="auto" w:fill="auto"/>
-            <w:tcMar>
-              <w:top w:w="80" w:type="dxa"/>
-              <w:left w:w="80" w:type="dxa"/>
-              <w:bottom w:w="80" w:type="dxa"/>
-              <w:right w:w="80" w:type="dxa"/>
-            </w:tcMar>
-          </w:tcPr>
-          <w:p>
-            <w:pPr>
-              <w:rPr>
-                <w:rFonts w:ascii="Cambria" w:hAnsi="Cambria"/>
+            <w:tcMar>
+              <w:top w:w="80" w:type="dxa"/>
+              <w:left w:w="80" w:type="dxa"/>
+              <w:bottom w:w="80" w:type="dxa"/>
+              <w:right w:w="80" w:type="dxa"/>
+            </w:tcMar>
+          </w:tcPr>
+          <w:p>
+            <w:pPr>
+              <w:rPr>
+                <w:rFonts w:cs="Times New Roman"/>
+                <w:sz w:val="22"/>
+                <w:szCs w:val="22"/>
               </w:rPr>
             </w:pPr>
           </w:p>
@@ -1455,18 +1305,19 @@
               <w:bottom w:val="single" w:sz="4" w:space="0" w:color="000000"/>
               <w:right w:val="single" w:sz="4" w:space="0" w:color="000000"/>
             </w:tcBorders>
-            <w:shd w:val="clear" w:color="auto" w:fill="auto"/>
-            <w:tcMar>
-              <w:top w:w="80" w:type="dxa"/>
-              <w:left w:w="80" w:type="dxa"/>
-              <w:bottom w:w="80" w:type="dxa"/>
-              <w:right w:w="80" w:type="dxa"/>
-            </w:tcMar>
-          </w:tcPr>
-          <w:p>
-            <w:pPr>
-              <w:rPr>
-                <w:rFonts w:ascii="Cambria" w:hAnsi="Cambria"/>
+            <w:tcMar>
+              <w:top w:w="80" w:type="dxa"/>
+              <w:left w:w="80" w:type="dxa"/>
+              <w:bottom w:w="80" w:type="dxa"/>
+              <w:right w:w="80" w:type="dxa"/>
+            </w:tcMar>
+          </w:tcPr>
+          <w:p>
+            <w:pPr>
+              <w:rPr>
+                <w:rFonts w:cs="Times New Roman"/>
+                <w:sz w:val="22"/>
+                <w:szCs w:val="22"/>
               </w:rPr>
             </w:pPr>
           </w:p>
@@ -1481,7 +1332,6 @@
               <w:bottom w:val="single" w:sz="4" w:space="0" w:color="000000"/>
               <w:right w:val="single" w:sz="4" w:space="0" w:color="000000"/>
             </w:tcBorders>
-            <w:shd w:val="clear" w:color="auto" w:fill="auto"/>
             <w:tcMar>
               <w:top w:w="80" w:type="dxa"/>
               <w:left w:w="80" w:type="dxa"/>
@@ -1492,44 +1342,30 @@
           </w:tcPr>
           <w:p>
             <w:pPr>
+              <w:spacing w:after="4" w:line="250" w:lineRule="auto"/>
               <w:jc w:val="center"/>
               <w:rPr>
-                <w:rFonts w:ascii="Cambria" w:eastAsia="Cambria" w:hAnsi="Cambria" w:cs="Cambria"/>
+                <w:rFonts w:cs="Times New Roman"/>
+                <w:b/>
+                <w:bCs/>
                 <w:sz w:val="22"/>
                 <w:szCs w:val="22"/>
               </w:rPr>
             </w:pPr>
             <w:r>
               <w:rPr>
-                <w:rFonts w:ascii="Cambria" w:eastAsia="Cambria" w:hAnsi="Cambria" w:cs="Cambria"/>
-                <w:sz w:val="22"/>
-                <w:szCs w:val="22"/>
-              </w:rPr>
-              <w:t xml:space="preserve">UNGA 1: Disarmament and International Security Committee </w:t>
+                <w:rFonts w:eastAsia="Arial" w:cs="Times New Roman"/>
+                <w:bCs/>
+                <w:sz w:val="22"/>
+                <w:szCs w:val="22"/>
+              </w:rPr>
+              <w:t xml:space="preserve">United Nations General Assembly: Disarmament and International Security Council (UNGA 1- DISEC) </w:t>
             </w:r>
             <w:r>
               <w:rPr>
-                <w:rFonts w:ascii="Cambria" w:eastAsia="Cambria" w:hAnsi="Cambria" w:cs="Cambria"/>
-                <w:sz w:val="22"/>
-                <w:szCs w:val="22"/>
-              </w:rPr>
-              <w:t>(DISEC)</w:t>
-            </w:r>
-          </w:p>
-          <w:p>
-            <w:pPr>
-              <w:jc w:val="center"/>
-              <w:rPr>
-                <w:rFonts w:ascii="Cambria" w:hAnsi="Cambria"/>
+                <w:rFonts w:eastAsia="Cambria" w:cs="Times New Roman"/>
                 <w:b/>
                 <w:bCs/>
-              </w:rPr>
-            </w:pPr>
-            <w:r>
-              <w:rPr>
-                <w:rFonts w:ascii="Cambria" w:eastAsia="Cambria" w:hAnsi="Cambria" w:cs="Cambria"/>
-                <w:b/>
-                <w:bCs/>
                 <w:sz w:val="22"/>
                 <w:szCs w:val="22"/>
               </w:rPr>
@@ -1539,7 +1375,7 @@
         </w:tc>
         <w:tc>
           <w:tcPr>
-            <w:tcW w:w="1985" w:type="dxa"/>
+            <w:tcW w:w="2552" w:type="dxa"/>
             <w:tcBorders>
               <w:top w:val="single" w:sz="4" w:space="0" w:color="000000"/>
               <w:left w:val="single" w:sz="4" w:space="0" w:color="000000"/>
@@ -1551,7 +1387,7 @@
             <w:pPr>
               <w:jc w:val="center"/>
               <w:rPr>
-                <w:rFonts w:ascii="Cambria" w:eastAsia="Cambria" w:hAnsi="Cambria" w:cs="Cambria"/>
+                <w:rFonts w:eastAsia="Cambria" w:cs="Times New Roman"/>
                 <w:sz w:val="22"/>
                 <w:szCs w:val="22"/>
               </w:rPr>
@@ -1561,11 +1397,11 @@
       </w:tr>
       <w:tr>
         <w:trPr>
-          <w:trHeight w:val="300"/>
+          <w:trHeight w:val="1244"/>
         </w:trPr>
         <w:tc>
           <w:tcPr>
-            <w:tcW w:w="1277" w:type="dxa"/>
+            <w:tcW w:w="850" w:type="dxa"/>
             <w:vMerge/>
             <w:tcBorders>
               <w:top w:val="single" w:sz="4" w:space="0" w:color="000000"/>
@@ -1573,7 +1409,6 @@
               <w:bottom w:val="single" w:sz="4" w:space="0" w:color="000000"/>
               <w:right w:val="single" w:sz="4" w:space="0" w:color="000000"/>
             </w:tcBorders>
-            <w:shd w:val="clear" w:color="auto" w:fill="auto"/>
             <w:tcMar>
               <w:top w:w="80" w:type="dxa"/>
               <w:left w:w="80" w:type="dxa"/>
@@ -1593,37 +1428,40 @@
               </w:pBdr>
               <w:spacing w:line="276" w:lineRule="auto"/>
               <w:rPr>
-                <w:rFonts w:ascii="Cambria" w:hAnsi="Cambria"/>
-              </w:rPr>
-            </w:pPr>
-          </w:p>
-        </w:tc>
-        <w:tc>
-          <w:tcPr>
-            <w:tcW w:w="567" w:type="dxa"/>
-            <w:tcBorders>
-              <w:top w:val="single" w:sz="4" w:space="0" w:color="000000"/>
-              <w:left w:val="single" w:sz="4" w:space="0" w:color="000000"/>
-              <w:bottom w:val="single" w:sz="4" w:space="0" w:color="000000"/>
-              <w:right w:val="single" w:sz="4" w:space="0" w:color="000000"/>
-            </w:tcBorders>
-            <w:shd w:val="clear" w:color="auto" w:fill="auto"/>
-            <w:tcMar>
-              <w:top w:w="80" w:type="dxa"/>
-              <w:left w:w="80" w:type="dxa"/>
-              <w:bottom w:w="80" w:type="dxa"/>
-              <w:right w:w="80" w:type="dxa"/>
-            </w:tcMar>
-          </w:tcPr>
-          <w:p>
-            <w:pPr>
-              <w:rPr>
-                <w:rFonts w:ascii="Cambria" w:hAnsi="Cambria"/>
+                <w:rFonts w:cs="Times New Roman"/>
+                <w:sz w:val="22"/>
+                <w:szCs w:val="22"/>
+              </w:rPr>
+            </w:pPr>
+          </w:p>
+        </w:tc>
+        <w:tc>
+          <w:tcPr>
+            <w:tcW w:w="426" w:type="dxa"/>
+            <w:tcBorders>
+              <w:top w:val="single" w:sz="4" w:space="0" w:color="000000"/>
+              <w:left w:val="single" w:sz="4" w:space="0" w:color="000000"/>
+              <w:bottom w:val="single" w:sz="4" w:space="0" w:color="000000"/>
+              <w:right w:val="single" w:sz="4" w:space="0" w:color="000000"/>
+            </w:tcBorders>
+            <w:tcMar>
+              <w:top w:w="80" w:type="dxa"/>
+              <w:left w:w="80" w:type="dxa"/>
+              <w:bottom w:w="80" w:type="dxa"/>
+              <w:right w:w="80" w:type="dxa"/>
+            </w:tcMar>
+          </w:tcPr>
+          <w:p>
+            <w:pPr>
+              <w:rPr>
+                <w:rFonts w:cs="Times New Roman"/>
+                <w:sz w:val="22"/>
+                <w:szCs w:val="22"/>
               </w:rPr>
             </w:pPr>
             <w:r>
               <w:rPr>
-                <w:rFonts w:ascii="Cambria" w:eastAsia="Cambria" w:hAnsi="Cambria" w:cs="Cambria"/>
+                <w:rFonts w:eastAsia="Cambria" w:cs="Times New Roman"/>
                 <w:sz w:val="22"/>
                 <w:szCs w:val="22"/>
               </w:rPr>
@@ -1640,18 +1478,19 @@
               <w:bottom w:val="single" w:sz="4" w:space="0" w:color="000000"/>
               <w:right w:val="single" w:sz="4" w:space="0" w:color="000000"/>
             </w:tcBorders>
-            <w:shd w:val="clear" w:color="auto" w:fill="auto"/>
-            <w:tcMar>
-              <w:top w:w="80" w:type="dxa"/>
-              <w:left w:w="80" w:type="dxa"/>
-              <w:bottom w:w="80" w:type="dxa"/>
-              <w:right w:w="80" w:type="dxa"/>
-            </w:tcMar>
-          </w:tcPr>
-          <w:p>
-            <w:pPr>
-              <w:rPr>
-                <w:rFonts w:ascii="Cambria" w:hAnsi="Cambria"/>
+            <w:tcMar>
+              <w:top w:w="80" w:type="dxa"/>
+              <w:left w:w="80" w:type="dxa"/>
+              <w:bottom w:w="80" w:type="dxa"/>
+              <w:right w:w="80" w:type="dxa"/>
+            </w:tcMar>
+          </w:tcPr>
+          <w:p>
+            <w:pPr>
+              <w:rPr>
+                <w:rFonts w:cs="Times New Roman"/>
+                <w:sz w:val="22"/>
+                <w:szCs w:val="22"/>
               </w:rPr>
             </w:pPr>
           </w:p>
@@ -1665,18 +1504,19 @@
               <w:bottom w:val="single" w:sz="4" w:space="0" w:color="000000"/>
               <w:right w:val="single" w:sz="4" w:space="0" w:color="000000"/>
             </w:tcBorders>
-            <w:shd w:val="clear" w:color="auto" w:fill="auto"/>
-            <w:tcMar>
-              <w:top w:w="80" w:type="dxa"/>
-              <w:left w:w="80" w:type="dxa"/>
-              <w:bottom w:w="80" w:type="dxa"/>
-              <w:right w:w="80" w:type="dxa"/>
-            </w:tcMar>
-          </w:tcPr>
-          <w:p>
-            <w:pPr>
-              <w:rPr>
-                <w:rFonts w:ascii="Cambria" w:hAnsi="Cambria"/>
+            <w:tcMar>
+              <w:top w:w="80" w:type="dxa"/>
+              <w:left w:w="80" w:type="dxa"/>
+              <w:bottom w:w="80" w:type="dxa"/>
+              <w:right w:w="80" w:type="dxa"/>
+            </w:tcMar>
+          </w:tcPr>
+          <w:p>
+            <w:pPr>
+              <w:rPr>
+                <w:rFonts w:cs="Times New Roman"/>
+                <w:sz w:val="22"/>
+                <w:szCs w:val="22"/>
               </w:rPr>
             </w:pPr>
           </w:p>
@@ -1691,7 +1531,6 @@
               <w:bottom w:val="single" w:sz="4" w:space="0" w:color="000000"/>
               <w:right w:val="single" w:sz="4" w:space="0" w:color="000000"/>
             </w:tcBorders>
-            <w:shd w:val="clear" w:color="auto" w:fill="auto"/>
             <w:tcMar>
               <w:top w:w="80" w:type="dxa"/>
               <w:left w:w="80" w:type="dxa"/>
@@ -1711,15 +1550,18 @@
                 <w:between w:val="nil"/>
               </w:pBdr>
               <w:spacing w:line="276" w:lineRule="auto"/>
-              <w:rPr>
-                <w:rFonts w:ascii="Cambria" w:hAnsi="Cambria"/>
-              </w:rPr>
-            </w:pPr>
-          </w:p>
-        </w:tc>
-        <w:tc>
-          <w:tcPr>
-            <w:tcW w:w="1985" w:type="dxa"/>
+              <w:jc w:val="center"/>
+              <w:rPr>
+                <w:rFonts w:cs="Times New Roman"/>
+                <w:sz w:val="22"/>
+                <w:szCs w:val="22"/>
+              </w:rPr>
+            </w:pPr>
+          </w:p>
+        </w:tc>
+        <w:tc>
+          <w:tcPr>
+            <w:tcW w:w="2552" w:type="dxa"/>
             <w:tcBorders>
               <w:top w:val="single" w:sz="4" w:space="0" w:color="000000"/>
               <w:left w:val="single" w:sz="4" w:space="0" w:color="000000"/>
@@ -1739,7 +1581,9 @@
               </w:pBdr>
               <w:spacing w:line="276" w:lineRule="auto"/>
               <w:rPr>
-                <w:rFonts w:ascii="Cambria" w:hAnsi="Cambria"/>
+                <w:rFonts w:cs="Times New Roman"/>
+                <w:sz w:val="22"/>
+                <w:szCs w:val="22"/>
               </w:rPr>
             </w:pPr>
           </w:p>
@@ -1751,30 +1595,31 @@
         </w:trPr>
         <w:tc>
           <w:tcPr>
-            <w:tcW w:w="1277" w:type="dxa"/>
-            <w:tcBorders>
-              <w:top w:val="single" w:sz="4" w:space="0" w:color="000000"/>
-              <w:left w:val="single" w:sz="4" w:space="0" w:color="000000"/>
-              <w:bottom w:val="single" w:sz="4" w:space="0" w:color="000000"/>
-              <w:right w:val="single" w:sz="4" w:space="0" w:color="000000"/>
-            </w:tcBorders>
-            <w:shd w:val="clear" w:color="auto" w:fill="auto"/>
-            <w:tcMar>
-              <w:top w:w="80" w:type="dxa"/>
-              <w:left w:w="80" w:type="dxa"/>
-              <w:bottom w:w="80" w:type="dxa"/>
-              <w:right w:w="80" w:type="dxa"/>
-            </w:tcMar>
-          </w:tcPr>
-          <w:p>
-            <w:pPr>
-              <w:rPr>
-                <w:rFonts w:ascii="Cambria" w:hAnsi="Cambria"/>
+            <w:tcW w:w="850" w:type="dxa"/>
+            <w:tcBorders>
+              <w:top w:val="single" w:sz="4" w:space="0" w:color="000000"/>
+              <w:left w:val="single" w:sz="4" w:space="0" w:color="000000"/>
+              <w:bottom w:val="single" w:sz="4" w:space="0" w:color="000000"/>
+              <w:right w:val="single" w:sz="4" w:space="0" w:color="000000"/>
+            </w:tcBorders>
+            <w:tcMar>
+              <w:top w:w="80" w:type="dxa"/>
+              <w:left w:w="80" w:type="dxa"/>
+              <w:bottom w:w="80" w:type="dxa"/>
+              <w:right w:w="80" w:type="dxa"/>
+            </w:tcMar>
+          </w:tcPr>
+          <w:p>
+            <w:pPr>
+              <w:rPr>
+                <w:rFonts w:cs="Times New Roman"/>
+                <w:sz w:val="22"/>
+                <w:szCs w:val="22"/>
               </w:rPr>
             </w:pPr>
             <w:r>
               <w:rPr>
-                <w:rFonts w:ascii="Cambria" w:eastAsia="Cambria" w:hAnsi="Cambria" w:cs="Cambria"/>
+                <w:rFonts w:eastAsia="Cambria" w:cs="Times New Roman"/>
                 <w:sz w:val="22"/>
                 <w:szCs w:val="22"/>
               </w:rPr>
@@ -1784,7 +1629,7 @@
         </w:tc>
         <w:tc>
           <w:tcPr>
-            <w:tcW w:w="2268" w:type="dxa"/>
+            <w:tcW w:w="2127" w:type="dxa"/>
             <w:gridSpan w:val="2"/>
             <w:tcBorders>
               <w:top w:val="single" w:sz="4" w:space="0" w:color="000000"/>
@@ -1792,18 +1637,19 @@
               <w:bottom w:val="single" w:sz="4" w:space="0" w:color="000000"/>
               <w:right w:val="single" w:sz="4" w:space="0" w:color="000000"/>
             </w:tcBorders>
-            <w:shd w:val="clear" w:color="auto" w:fill="auto"/>
-            <w:tcMar>
-              <w:top w:w="80" w:type="dxa"/>
-              <w:left w:w="80" w:type="dxa"/>
-              <w:bottom w:w="80" w:type="dxa"/>
-              <w:right w:w="80" w:type="dxa"/>
-            </w:tcMar>
-          </w:tcPr>
-          <w:p>
-            <w:pPr>
-              <w:rPr>
-                <w:rFonts w:ascii="Cambria" w:hAnsi="Cambria"/>
+            <w:tcMar>
+              <w:top w:w="80" w:type="dxa"/>
+              <w:left w:w="80" w:type="dxa"/>
+              <w:bottom w:w="80" w:type="dxa"/>
+              <w:right w:w="80" w:type="dxa"/>
+            </w:tcMar>
+          </w:tcPr>
+          <w:p>
+            <w:pPr>
+              <w:rPr>
+                <w:rFonts w:cs="Times New Roman"/>
+                <w:sz w:val="22"/>
+                <w:szCs w:val="22"/>
               </w:rPr>
             </w:pPr>
           </w:p>
@@ -1817,18 +1663,19 @@
               <w:bottom w:val="single" w:sz="4" w:space="0" w:color="000000"/>
               <w:right w:val="single" w:sz="4" w:space="0" w:color="000000"/>
             </w:tcBorders>
-            <w:shd w:val="clear" w:color="auto" w:fill="auto"/>
-            <w:tcMar>
-              <w:top w:w="80" w:type="dxa"/>
-              <w:left w:w="80" w:type="dxa"/>
-              <w:bottom w:w="80" w:type="dxa"/>
-              <w:right w:w="80" w:type="dxa"/>
-            </w:tcMar>
-          </w:tcPr>
-          <w:p>
-            <w:pPr>
-              <w:rPr>
-                <w:rFonts w:ascii="Cambria" w:hAnsi="Cambria"/>
+            <w:tcMar>
+              <w:top w:w="80" w:type="dxa"/>
+              <w:left w:w="80" w:type="dxa"/>
+              <w:bottom w:w="80" w:type="dxa"/>
+              <w:right w:w="80" w:type="dxa"/>
+            </w:tcMar>
+          </w:tcPr>
+          <w:p>
+            <w:pPr>
+              <w:rPr>
+                <w:rFonts w:cs="Times New Roman"/>
+                <w:sz w:val="22"/>
+                <w:szCs w:val="22"/>
               </w:rPr>
             </w:pPr>
           </w:p>
@@ -1842,7 +1689,6 @@
               <w:bottom w:val="single" w:sz="4" w:space="0" w:color="000000"/>
               <w:right w:val="single" w:sz="4" w:space="0" w:color="000000"/>
             </w:tcBorders>
-            <w:shd w:val="clear" w:color="auto" w:fill="auto"/>
             <w:tcMar>
               <w:top w:w="80" w:type="dxa"/>
               <w:left w:w="80" w:type="dxa"/>
@@ -1853,22 +1699,30 @@
           </w:tcPr>
           <w:p>
             <w:pPr>
+              <w:spacing w:after="4" w:line="250" w:lineRule="auto"/>
               <w:jc w:val="center"/>
               <w:rPr>
-                <w:rFonts w:ascii="Cambria" w:hAnsi="Cambria"/>
+                <w:rFonts w:cs="Times New Roman"/>
+                <w:bCs/>
+                <w:color w:val="EE0000"/>
+                <w:sz w:val="22"/>
+                <w:szCs w:val="22"/>
               </w:rPr>
             </w:pPr>
             <w:r>
               <w:rPr>
-                <w:rFonts w:ascii="Cambria" w:hAnsi="Cambria"/>
-              </w:rPr>
-              <w:t>United Nations High Commissioner for Refugees (UNHCR)</w:t>
+                <w:rFonts w:eastAsia="Arial" w:cs="Times New Roman"/>
+                <w:bCs/>
+                <w:sz w:val="22"/>
+                <w:szCs w:val="22"/>
+              </w:rPr>
+              <w:t>United Nations Office on Drugs and Crime (UNODC)</w:t>
             </w:r>
           </w:p>
         </w:tc>
         <w:tc>
           <w:tcPr>
-            <w:tcW w:w="1985" w:type="dxa"/>
+            <w:tcW w:w="2552" w:type="dxa"/>
             <w:tcBorders>
               <w:top w:val="single" w:sz="4" w:space="0" w:color="000000"/>
               <w:left w:val="single" w:sz="4" w:space="0" w:color="000000"/>
@@ -1880,7 +1734,9 @@
             <w:pPr>
               <w:jc w:val="center"/>
               <w:rPr>
-                <w:rFonts w:ascii="Cambria" w:eastAsia="Cambria" w:hAnsi="Cambria" w:cs="Cambria"/>
+                <w:rFonts w:eastAsia="Cambria" w:cs="Times New Roman"/>
+                <w:sz w:val="22"/>
+                <w:szCs w:val="22"/>
               </w:rPr>
             </w:pPr>
           </w:p>
@@ -1888,34 +1744,35 @@
       </w:tr>
       <w:tr>
         <w:trPr>
-          <w:trHeight w:val="730"/>
+          <w:trHeight w:val="589"/>
         </w:trPr>
         <w:tc>
           <w:tcPr>
-            <w:tcW w:w="1277" w:type="dxa"/>
-            <w:tcBorders>
-              <w:top w:val="single" w:sz="4" w:space="0" w:color="000000"/>
-              <w:left w:val="single" w:sz="4" w:space="0" w:color="000000"/>
-              <w:bottom w:val="single" w:sz="4" w:space="0" w:color="000000"/>
-              <w:right w:val="single" w:sz="4" w:space="0" w:color="000000"/>
-            </w:tcBorders>
-            <w:shd w:val="clear" w:color="auto" w:fill="auto"/>
-            <w:tcMar>
-              <w:top w:w="80" w:type="dxa"/>
-              <w:left w:w="80" w:type="dxa"/>
-              <w:bottom w:w="80" w:type="dxa"/>
-              <w:right w:w="80" w:type="dxa"/>
-            </w:tcMar>
-          </w:tcPr>
-          <w:p>
-            <w:pPr>
-              <w:rPr>
-                <w:rFonts w:ascii="Cambria" w:hAnsi="Cambria"/>
+            <w:tcW w:w="850" w:type="dxa"/>
+            <w:tcBorders>
+              <w:top w:val="single" w:sz="4" w:space="0" w:color="000000"/>
+              <w:left w:val="single" w:sz="4" w:space="0" w:color="000000"/>
+              <w:bottom w:val="single" w:sz="4" w:space="0" w:color="000000"/>
+              <w:right w:val="single" w:sz="4" w:space="0" w:color="000000"/>
+            </w:tcBorders>
+            <w:tcMar>
+              <w:top w:w="80" w:type="dxa"/>
+              <w:left w:w="80" w:type="dxa"/>
+              <w:bottom w:w="80" w:type="dxa"/>
+              <w:right w:w="80" w:type="dxa"/>
+            </w:tcMar>
+          </w:tcPr>
+          <w:p>
+            <w:pPr>
+              <w:rPr>
+                <w:rFonts w:cs="Times New Roman"/>
+                <w:sz w:val="22"/>
+                <w:szCs w:val="22"/>
               </w:rPr>
             </w:pPr>
             <w:r>
               <w:rPr>
-                <w:rFonts w:ascii="Cambria" w:eastAsia="Cambria" w:hAnsi="Cambria" w:cs="Cambria"/>
+                <w:rFonts w:eastAsia="Cambria" w:cs="Times New Roman"/>
                 <w:sz w:val="22"/>
                 <w:szCs w:val="22"/>
               </w:rPr>
@@ -1925,7 +1782,7 @@
         </w:tc>
         <w:tc>
           <w:tcPr>
-            <w:tcW w:w="2268" w:type="dxa"/>
+            <w:tcW w:w="2127" w:type="dxa"/>
             <w:gridSpan w:val="2"/>
             <w:tcBorders>
               <w:top w:val="single" w:sz="4" w:space="0" w:color="000000"/>
@@ -1933,18 +1790,19 @@
               <w:bottom w:val="single" w:sz="4" w:space="0" w:color="000000"/>
               <w:right w:val="single" w:sz="4" w:space="0" w:color="000000"/>
             </w:tcBorders>
-            <w:shd w:val="clear" w:color="auto" w:fill="auto"/>
-            <w:tcMar>
-              <w:top w:w="80" w:type="dxa"/>
-              <w:left w:w="80" w:type="dxa"/>
-              <w:bottom w:w="80" w:type="dxa"/>
-              <w:right w:w="80" w:type="dxa"/>
-            </w:tcMar>
-          </w:tcPr>
-          <w:p>
-            <w:pPr>
-              <w:rPr>
-                <w:rFonts w:ascii="Cambria" w:hAnsi="Cambria"/>
+            <w:tcMar>
+              <w:top w:w="80" w:type="dxa"/>
+              <w:left w:w="80" w:type="dxa"/>
+              <w:bottom w:w="80" w:type="dxa"/>
+              <w:right w:w="80" w:type="dxa"/>
+            </w:tcMar>
+          </w:tcPr>
+          <w:p>
+            <w:pPr>
+              <w:rPr>
+                <w:rFonts w:cs="Times New Roman"/>
+                <w:sz w:val="22"/>
+                <w:szCs w:val="22"/>
               </w:rPr>
             </w:pPr>
           </w:p>
@@ -1958,18 +1816,19 @@
               <w:bottom w:val="single" w:sz="4" w:space="0" w:color="000000"/>
               <w:right w:val="single" w:sz="4" w:space="0" w:color="000000"/>
             </w:tcBorders>
-            <w:shd w:val="clear" w:color="auto" w:fill="auto"/>
-            <w:tcMar>
-              <w:top w:w="80" w:type="dxa"/>
-              <w:left w:w="80" w:type="dxa"/>
-              <w:bottom w:w="80" w:type="dxa"/>
-              <w:right w:w="80" w:type="dxa"/>
-            </w:tcMar>
-          </w:tcPr>
-          <w:p>
-            <w:pPr>
-              <w:rPr>
-                <w:rFonts w:ascii="Cambria" w:hAnsi="Cambria"/>
+            <w:tcMar>
+              <w:top w:w="80" w:type="dxa"/>
+              <w:left w:w="80" w:type="dxa"/>
+              <w:bottom w:w="80" w:type="dxa"/>
+              <w:right w:w="80" w:type="dxa"/>
+            </w:tcMar>
+          </w:tcPr>
+          <w:p>
+            <w:pPr>
+              <w:rPr>
+                <w:rFonts w:cs="Times New Roman"/>
+                <w:sz w:val="22"/>
+                <w:szCs w:val="22"/>
               </w:rPr>
             </w:pPr>
           </w:p>
@@ -1983,7 +1842,6 @@
               <w:bottom w:val="single" w:sz="4" w:space="0" w:color="000000"/>
               <w:right w:val="single" w:sz="4" w:space="0" w:color="000000"/>
             </w:tcBorders>
-            <w:shd w:val="clear" w:color="auto" w:fill="auto"/>
             <w:tcMar>
               <w:top w:w="80" w:type="dxa"/>
               <w:left w:w="80" w:type="dxa"/>
@@ -1994,34 +1852,65 @@
           </w:tcPr>
           <w:p>
             <w:pPr>
+              <w:spacing w:after="4" w:line="250" w:lineRule="auto"/>
               <w:jc w:val="center"/>
               <w:rPr>
-                <w:rFonts w:ascii="Cambria" w:hAnsi="Cambria"/>
+                <w:rFonts w:cs="Times New Roman"/>
+                <w:bCs/>
+                <w:sz w:val="22"/>
+                <w:szCs w:val="22"/>
               </w:rPr>
             </w:pPr>
             <w:r>
               <w:rPr>
-                <w:rFonts w:ascii="Cambria" w:eastAsia="Cambria" w:hAnsi="Cambria" w:cs="Cambria"/>
-              </w:rPr>
-              <w:t>The Roman Senate</w:t>
+                <w:rFonts w:eastAsia="Arial" w:cs="Times New Roman"/>
+                <w:bCs/>
+                <w:sz w:val="22"/>
+                <w:szCs w:val="22"/>
+              </w:rPr>
+              <w:t>United Nations General Assembly: Special Political and Decolonisation</w:t>
             </w:r>
           </w:p>
-        </w:tc>
-        <w:tc>
-          <w:tcPr>
-            <w:tcW w:w="1985" w:type="dxa"/>
-            <w:tcBorders>
-              <w:top w:val="single" w:sz="4" w:space="0" w:color="000000"/>
-              <w:left w:val="single" w:sz="4" w:space="0" w:color="000000"/>
-              <w:bottom w:val="single" w:sz="4" w:space="0" w:color="000000"/>
-              <w:right w:val="single" w:sz="4" w:space="0" w:color="000000"/>
-            </w:tcBorders>
-          </w:tcPr>
-          <w:p>
-            <w:pPr>
+          <w:p>
+            <w:pPr>
+              <w:spacing w:after="4" w:line="250" w:lineRule="auto"/>
               <w:jc w:val="center"/>
               <w:rPr>
-                <w:rFonts w:ascii="Cambria" w:eastAsia="Cambria" w:hAnsi="Cambria" w:cs="Cambria"/>
+                <w:rFonts w:cs="Times New Roman"/>
+                <w:bCs/>
+                <w:color w:val="EE0000"/>
+                <w:sz w:val="22"/>
+                <w:szCs w:val="22"/>
+              </w:rPr>
+            </w:pPr>
+            <w:r>
+              <w:rPr>
+                <w:rFonts w:eastAsia="Arial" w:cs="Times New Roman"/>
+                <w:bCs/>
+                <w:sz w:val="22"/>
+                <w:szCs w:val="22"/>
+              </w:rPr>
+              <w:t>Committee (UNGA 4: SPECPOL)</w:t>
+            </w:r>
+          </w:p>
+        </w:tc>
+        <w:tc>
+          <w:tcPr>
+            <w:tcW w:w="2552" w:type="dxa"/>
+            <w:tcBorders>
+              <w:top w:val="single" w:sz="4" w:space="0" w:color="000000"/>
+              <w:left w:val="single" w:sz="4" w:space="0" w:color="000000"/>
+              <w:bottom w:val="single" w:sz="4" w:space="0" w:color="000000"/>
+              <w:right w:val="single" w:sz="4" w:space="0" w:color="000000"/>
+            </w:tcBorders>
+          </w:tcPr>
+          <w:p>
+            <w:pPr>
+              <w:jc w:val="center"/>
+              <w:rPr>
+                <w:rFonts w:eastAsia="Cambria" w:cs="Times New Roman"/>
+                <w:sz w:val="22"/>
+                <w:szCs w:val="22"/>
               </w:rPr>
             </w:pPr>
           </w:p>
@@ -2033,30 +1922,31 @@
         </w:trPr>
         <w:tc>
           <w:tcPr>
-            <w:tcW w:w="1277" w:type="dxa"/>
-            <w:tcBorders>
-              <w:top w:val="single" w:sz="4" w:space="0" w:color="000000"/>
-              <w:left w:val="single" w:sz="4" w:space="0" w:color="000000"/>
-              <w:bottom w:val="single" w:sz="4" w:space="0" w:color="000000"/>
-              <w:right w:val="single" w:sz="4" w:space="0" w:color="000000"/>
-            </w:tcBorders>
-            <w:shd w:val="clear" w:color="auto" w:fill="auto"/>
-            <w:tcMar>
-              <w:top w:w="80" w:type="dxa"/>
-              <w:left w:w="80" w:type="dxa"/>
-              <w:bottom w:w="80" w:type="dxa"/>
-              <w:right w:w="80" w:type="dxa"/>
-            </w:tcMar>
-          </w:tcPr>
-          <w:p>
-            <w:pPr>
-              <w:rPr>
-                <w:rFonts w:ascii="Cambria" w:hAnsi="Cambria"/>
+            <w:tcW w:w="850" w:type="dxa"/>
+            <w:tcBorders>
+              <w:top w:val="single" w:sz="4" w:space="0" w:color="000000"/>
+              <w:left w:val="single" w:sz="4" w:space="0" w:color="000000"/>
+              <w:bottom w:val="single" w:sz="4" w:space="0" w:color="000000"/>
+              <w:right w:val="single" w:sz="4" w:space="0" w:color="000000"/>
+            </w:tcBorders>
+            <w:tcMar>
+              <w:top w:w="80" w:type="dxa"/>
+              <w:left w:w="80" w:type="dxa"/>
+              <w:bottom w:w="80" w:type="dxa"/>
+              <w:right w:w="80" w:type="dxa"/>
+            </w:tcMar>
+          </w:tcPr>
+          <w:p>
+            <w:pPr>
+              <w:rPr>
+                <w:rFonts w:cs="Times New Roman"/>
+                <w:sz w:val="22"/>
+                <w:szCs w:val="22"/>
               </w:rPr>
             </w:pPr>
             <w:r>
               <w:rPr>
-                <w:rFonts w:ascii="Cambria" w:eastAsia="Cambria" w:hAnsi="Cambria" w:cs="Cambria"/>
+                <w:rFonts w:eastAsia="Cambria" w:cs="Times New Roman"/>
                 <w:sz w:val="22"/>
                 <w:szCs w:val="22"/>
               </w:rPr>
@@ -2067,7 +1957,7 @@
         </w:tc>
         <w:tc>
           <w:tcPr>
-            <w:tcW w:w="2268" w:type="dxa"/>
+            <w:tcW w:w="2127" w:type="dxa"/>
             <w:gridSpan w:val="2"/>
             <w:tcBorders>
               <w:top w:val="single" w:sz="4" w:space="0" w:color="000000"/>
@@ -2075,7 +1965,6 @@
               <w:bottom w:val="single" w:sz="4" w:space="0" w:color="000000"/>
               <w:right w:val="single" w:sz="4" w:space="0" w:color="000000"/>
             </w:tcBorders>
-            <w:shd w:val="clear" w:color="auto" w:fill="auto"/>
             <w:tcMar>
               <w:top w:w="80" w:type="dxa"/>
               <w:left w:w="80" w:type="dxa"/>
@@ -2087,7 +1976,9 @@
           <w:p>
             <w:pPr>
               <w:rPr>
-                <w:rFonts w:ascii="Cambria" w:hAnsi="Cambria"/>
+                <w:rFonts w:cs="Times New Roman"/>
+                <w:sz w:val="22"/>
+                <w:szCs w:val="22"/>
               </w:rPr>
             </w:pPr>
           </w:p>
@@ -2101,18 +1992,19 @@
               <w:bottom w:val="single" w:sz="4" w:space="0" w:color="000000"/>
               <w:right w:val="single" w:sz="4" w:space="0" w:color="000000"/>
             </w:tcBorders>
-            <w:shd w:val="clear" w:color="auto" w:fill="auto"/>
-            <w:tcMar>
-              <w:top w:w="80" w:type="dxa"/>
-              <w:left w:w="80" w:type="dxa"/>
-              <w:bottom w:w="80" w:type="dxa"/>
-              <w:right w:w="80" w:type="dxa"/>
-            </w:tcMar>
-          </w:tcPr>
-          <w:p>
-            <w:pPr>
-              <w:rPr>
-                <w:rFonts w:ascii="Cambria" w:hAnsi="Cambria"/>
+            <w:tcMar>
+              <w:top w:w="80" w:type="dxa"/>
+              <w:left w:w="80" w:type="dxa"/>
+              <w:bottom w:w="80" w:type="dxa"/>
+              <w:right w:w="80" w:type="dxa"/>
+            </w:tcMar>
+          </w:tcPr>
+          <w:p>
+            <w:pPr>
+              <w:rPr>
+                <w:rFonts w:cs="Times New Roman"/>
+                <w:sz w:val="22"/>
+                <w:szCs w:val="22"/>
               </w:rPr>
             </w:pPr>
           </w:p>
@@ -2126,7 +2018,6 @@
               <w:bottom w:val="single" w:sz="4" w:space="0" w:color="000000"/>
               <w:right w:val="single" w:sz="4" w:space="0" w:color="000000"/>
             </w:tcBorders>
-            <w:shd w:val="clear" w:color="auto" w:fill="auto"/>
             <w:tcMar>
               <w:top w:w="80" w:type="dxa"/>
               <w:left w:w="80" w:type="dxa"/>
@@ -2137,34 +2028,29 @@
           </w:tcPr>
           <w:p>
             <w:pPr>
+              <w:spacing w:after="4" w:line="250" w:lineRule="auto"/>
               <w:jc w:val="center"/>
               <w:rPr>
-                <w:rFonts w:ascii="Cambria" w:hAnsi="Cambria"/>
+                <w:rFonts w:cs="Times New Roman"/>
+                <w:bCs/>
+                <w:sz w:val="22"/>
+                <w:szCs w:val="22"/>
               </w:rPr>
             </w:pPr>
             <w:r>
               <w:rPr>
-                <w:rFonts w:ascii="Cambria" w:hAnsi="Cambria"/>
-              </w:rPr>
-              <w:t>United Nations Economic and Social Council</w:t>
+                <w:rFonts w:eastAsia="Arial" w:cs="Times New Roman"/>
+                <w:bCs/>
+                <w:sz w:val="22"/>
+                <w:szCs w:val="22"/>
+              </w:rPr>
+              <w:t>United Nations Human Rights Council (UNHRC)</w:t>
             </w:r>
-            <w:r>
-              <w:rPr>
-                <w:rFonts w:ascii="Cambria" w:hAnsi="Cambria"/>
-              </w:rPr>
-              <w:t xml:space="preserve"> </w:t>
-            </w:r>
-            <w:r>
-              <w:rPr>
-                <w:rFonts w:ascii="Cambria" w:hAnsi="Cambria"/>
-              </w:rPr>
-              <w:t>(ECOSOC)</w:t>
-            </w:r>
-          </w:p>
-        </w:tc>
-        <w:tc>
-          <w:tcPr>
-            <w:tcW w:w="1985" w:type="dxa"/>
+          </w:p>
+        </w:tc>
+        <w:tc>
+          <w:tcPr>
+            <w:tcW w:w="2552" w:type="dxa"/>
             <w:tcBorders>
               <w:top w:val="single" w:sz="4" w:space="0" w:color="000000"/>
               <w:left w:val="single" w:sz="4" w:space="0" w:color="000000"/>
@@ -2176,7 +2062,9 @@
             <w:pPr>
               <w:jc w:val="center"/>
               <w:rPr>
-                <w:rFonts w:ascii="Cambria" w:eastAsia="Cambria" w:hAnsi="Cambria" w:cs="Cambria"/>
+                <w:rFonts w:eastAsia="Cambria" w:cs="Times New Roman"/>
+                <w:sz w:val="22"/>
+                <w:szCs w:val="22"/>
               </w:rPr>
             </w:pPr>
           </w:p>
@@ -2188,30 +2076,31 @@
         </w:trPr>
         <w:tc>
           <w:tcPr>
-            <w:tcW w:w="1277" w:type="dxa"/>
-            <w:tcBorders>
-              <w:top w:val="single" w:sz="4" w:space="0" w:color="000000"/>
-              <w:left w:val="single" w:sz="4" w:space="0" w:color="000000"/>
-              <w:bottom w:val="single" w:sz="4" w:space="0" w:color="000000"/>
-              <w:right w:val="single" w:sz="4" w:space="0" w:color="000000"/>
-            </w:tcBorders>
-            <w:shd w:val="clear" w:color="auto" w:fill="auto"/>
-            <w:tcMar>
-              <w:top w:w="80" w:type="dxa"/>
-              <w:left w:w="80" w:type="dxa"/>
-              <w:bottom w:w="80" w:type="dxa"/>
-              <w:right w:w="80" w:type="dxa"/>
-            </w:tcMar>
-          </w:tcPr>
-          <w:p>
-            <w:pPr>
-              <w:rPr>
-                <w:rFonts w:ascii="Cambria" w:hAnsi="Cambria"/>
+            <w:tcW w:w="850" w:type="dxa"/>
+            <w:tcBorders>
+              <w:top w:val="single" w:sz="4" w:space="0" w:color="000000"/>
+              <w:left w:val="single" w:sz="4" w:space="0" w:color="000000"/>
+              <w:bottom w:val="single" w:sz="4" w:space="0" w:color="000000"/>
+              <w:right w:val="single" w:sz="4" w:space="0" w:color="000000"/>
+            </w:tcBorders>
+            <w:tcMar>
+              <w:top w:w="80" w:type="dxa"/>
+              <w:left w:w="80" w:type="dxa"/>
+              <w:bottom w:w="80" w:type="dxa"/>
+              <w:right w:w="80" w:type="dxa"/>
+            </w:tcMar>
+          </w:tcPr>
+          <w:p>
+            <w:pPr>
+              <w:rPr>
+                <w:rFonts w:cs="Times New Roman"/>
+                <w:sz w:val="22"/>
+                <w:szCs w:val="22"/>
               </w:rPr>
             </w:pPr>
             <w:r>
               <w:rPr>
-                <w:rFonts w:ascii="Cambria" w:eastAsia="Cambria" w:hAnsi="Cambria" w:cs="Cambria"/>
+                <w:rFonts w:eastAsia="Cambria" w:cs="Times New Roman"/>
                 <w:sz w:val="22"/>
                 <w:szCs w:val="22"/>
               </w:rPr>
@@ -2221,7 +2110,7 @@
         </w:tc>
         <w:tc>
           <w:tcPr>
-            <w:tcW w:w="2268" w:type="dxa"/>
+            <w:tcW w:w="2127" w:type="dxa"/>
             <w:gridSpan w:val="2"/>
             <w:tcBorders>
               <w:top w:val="single" w:sz="4" w:space="0" w:color="000000"/>
@@ -2229,18 +2118,19 @@
               <w:bottom w:val="single" w:sz="4" w:space="0" w:color="000000"/>
               <w:right w:val="single" w:sz="4" w:space="0" w:color="000000"/>
             </w:tcBorders>
-            <w:shd w:val="clear" w:color="auto" w:fill="auto"/>
-            <w:tcMar>
-              <w:top w:w="80" w:type="dxa"/>
-              <w:left w:w="80" w:type="dxa"/>
-              <w:bottom w:w="80" w:type="dxa"/>
-              <w:right w:w="80" w:type="dxa"/>
-            </w:tcMar>
-          </w:tcPr>
-          <w:p>
-            <w:pPr>
-              <w:rPr>
-                <w:rFonts w:ascii="Cambria" w:hAnsi="Cambria"/>
+            <w:tcMar>
+              <w:top w:w="80" w:type="dxa"/>
+              <w:left w:w="80" w:type="dxa"/>
+              <w:bottom w:w="80" w:type="dxa"/>
+              <w:right w:w="80" w:type="dxa"/>
+            </w:tcMar>
+          </w:tcPr>
+          <w:p>
+            <w:pPr>
+              <w:rPr>
+                <w:rFonts w:cs="Times New Roman"/>
+                <w:sz w:val="22"/>
+                <w:szCs w:val="22"/>
               </w:rPr>
             </w:pPr>
           </w:p>
@@ -2254,7 +2144,6 @@
               <w:bottom w:val="single" w:sz="4" w:space="0" w:color="000000"/>
               <w:right w:val="single" w:sz="4" w:space="0" w:color="000000"/>
             </w:tcBorders>
-            <w:shd w:val="clear" w:color="auto" w:fill="auto"/>
             <w:tcMar>
               <w:top w:w="80" w:type="dxa"/>
               <w:left w:w="80" w:type="dxa"/>
@@ -2266,7 +2155,9 @@
           <w:p>
             <w:pPr>
               <w:rPr>
-                <w:rFonts w:ascii="Cambria" w:hAnsi="Cambria"/>
+                <w:rFonts w:cs="Times New Roman"/>
+                <w:sz w:val="22"/>
+                <w:szCs w:val="22"/>
               </w:rPr>
             </w:pPr>
           </w:p>
@@ -2280,7 +2171,6 @@
               <w:bottom w:val="single" w:sz="4" w:space="0" w:color="000000"/>
               <w:right w:val="single" w:sz="4" w:space="0" w:color="000000"/>
             </w:tcBorders>
-            <w:shd w:val="clear" w:color="auto" w:fill="auto"/>
             <w:tcMar>
               <w:top w:w="80" w:type="dxa"/>
               <w:left w:w="80" w:type="dxa"/>
@@ -2293,20 +2183,26 @@
             <w:pPr>
               <w:jc w:val="center"/>
               <w:rPr>
-                <w:rFonts w:ascii="Cambria" w:hAnsi="Cambria"/>
+                <w:rFonts w:cs="Times New Roman"/>
+                <w:bCs/>
+                <w:sz w:val="22"/>
+                <w:szCs w:val="22"/>
               </w:rPr>
             </w:pPr>
             <w:r>
               <w:rPr>
-                <w:rFonts w:ascii="Cambria" w:eastAsia="Cambria" w:hAnsi="Cambria" w:cs="Cambria"/>
-              </w:rPr>
-              <w:t xml:space="preserve">Lok Sabha </w:t>
+                <w:rFonts w:eastAsia="Arial" w:cs="Times New Roman"/>
+                <w:bCs/>
+                <w:sz w:val="22"/>
+                <w:szCs w:val="22"/>
+              </w:rPr>
+              <w:t>Council of Hindustan</w:t>
             </w:r>
           </w:p>
         </w:tc>
         <w:tc>
           <w:tcPr>
-            <w:tcW w:w="1985" w:type="dxa"/>
+            <w:tcW w:w="2552" w:type="dxa"/>
             <w:tcBorders>
               <w:top w:val="single" w:sz="4" w:space="0" w:color="000000"/>
               <w:left w:val="single" w:sz="4" w:space="0" w:color="000000"/>
@@ -2318,7 +2214,9 @@
             <w:pPr>
               <w:jc w:val="center"/>
               <w:rPr>
-                <w:rFonts w:ascii="Cambria" w:eastAsia="Cambria" w:hAnsi="Cambria" w:cs="Cambria"/>
+                <w:rFonts w:eastAsia="Cambria" w:cs="Times New Roman"/>
+                <w:sz w:val="22"/>
+                <w:szCs w:val="22"/>
               </w:rPr>
             </w:pPr>
           </w:p>
@@ -2330,30 +2228,33 @@
         </w:trPr>
         <w:tc>
           <w:tcPr>
-            <w:tcW w:w="1277" w:type="dxa"/>
-            <w:tcBorders>
-              <w:top w:val="single" w:sz="4" w:space="0" w:color="000000"/>
-              <w:left w:val="single" w:sz="4" w:space="0" w:color="000000"/>
-              <w:bottom w:val="single" w:sz="4" w:space="0" w:color="000000"/>
-              <w:right w:val="single" w:sz="4" w:space="0" w:color="000000"/>
-            </w:tcBorders>
-            <w:shd w:val="clear" w:color="auto" w:fill="auto"/>
-            <w:tcMar>
-              <w:top w:w="80" w:type="dxa"/>
-              <w:left w:w="80" w:type="dxa"/>
-              <w:bottom w:w="80" w:type="dxa"/>
-              <w:right w:w="80" w:type="dxa"/>
-            </w:tcMar>
-          </w:tcPr>
-          <w:p>
-            <w:pPr>
-              <w:rPr>
-                <w:rFonts w:ascii="Cambria" w:hAnsi="Cambria"/>
+            <w:tcW w:w="850" w:type="dxa"/>
+            <w:tcBorders>
+              <w:top w:val="single" w:sz="4" w:space="0" w:color="000000"/>
+              <w:left w:val="single" w:sz="4" w:space="0" w:color="000000"/>
+              <w:bottom w:val="single" w:sz="4" w:space="0" w:color="000000"/>
+              <w:right w:val="single" w:sz="4" w:space="0" w:color="000000"/>
+            </w:tcBorders>
+            <w:tcMar>
+              <w:top w:w="80" w:type="dxa"/>
+              <w:left w:w="80" w:type="dxa"/>
+              <w:bottom w:w="80" w:type="dxa"/>
+              <w:right w:w="80" w:type="dxa"/>
+            </w:tcMar>
+          </w:tcPr>
+          <w:p>
+            <w:pPr>
+              <w:rPr>
+                <w:rFonts w:cs="Times New Roman"/>
+                <w:sz w:val="22"/>
+                <w:szCs w:val="22"/>
               </w:rPr>
             </w:pPr>
             <w:r>
               <w:rPr>
-                <w:rFonts w:ascii="Cambria" w:eastAsia="Cambria" w:hAnsi="Cambria" w:cs="Cambria"/>
+                <w:rFonts w:eastAsia="Cambria" w:cs="Times New Roman"/>
+                <w:sz w:val="22"/>
+                <w:szCs w:val="22"/>
               </w:rPr>
               <w:t>7</w:t>
             </w:r>
@@ -2361,7 +2262,7 @@
         </w:tc>
         <w:tc>
           <w:tcPr>
-            <w:tcW w:w="2268" w:type="dxa"/>
+            <w:tcW w:w="2127" w:type="dxa"/>
             <w:gridSpan w:val="2"/>
             <w:tcBorders>
               <w:top w:val="single" w:sz="4" w:space="0" w:color="000000"/>
@@ -2369,18 +2270,19 @@
               <w:bottom w:val="single" w:sz="4" w:space="0" w:color="000000"/>
               <w:right w:val="single" w:sz="4" w:space="0" w:color="000000"/>
             </w:tcBorders>
-            <w:shd w:val="clear" w:color="auto" w:fill="auto"/>
-            <w:tcMar>
-              <w:top w:w="80" w:type="dxa"/>
-              <w:left w:w="80" w:type="dxa"/>
-              <w:bottom w:w="80" w:type="dxa"/>
-              <w:right w:w="80" w:type="dxa"/>
-            </w:tcMar>
-          </w:tcPr>
-          <w:p>
-            <w:pPr>
-              <w:rPr>
-                <w:rFonts w:ascii="Cambria" w:hAnsi="Cambria"/>
+            <w:tcMar>
+              <w:top w:w="80" w:type="dxa"/>
+              <w:left w:w="80" w:type="dxa"/>
+              <w:bottom w:w="80" w:type="dxa"/>
+              <w:right w:w="80" w:type="dxa"/>
+            </w:tcMar>
+          </w:tcPr>
+          <w:p>
+            <w:pPr>
+              <w:rPr>
+                <w:rFonts w:cs="Times New Roman"/>
+                <w:sz w:val="22"/>
+                <w:szCs w:val="22"/>
               </w:rPr>
             </w:pPr>
           </w:p>
@@ -2394,18 +2296,19 @@
               <w:bottom w:val="single" w:sz="4" w:space="0" w:color="000000"/>
               <w:right w:val="single" w:sz="4" w:space="0" w:color="000000"/>
             </w:tcBorders>
-            <w:shd w:val="clear" w:color="auto" w:fill="auto"/>
-            <w:tcMar>
-              <w:top w:w="80" w:type="dxa"/>
-              <w:left w:w="80" w:type="dxa"/>
-              <w:bottom w:w="80" w:type="dxa"/>
-              <w:right w:w="80" w:type="dxa"/>
-            </w:tcMar>
-          </w:tcPr>
-          <w:p>
-            <w:pPr>
-              <w:rPr>
-                <w:rFonts w:ascii="Cambria" w:hAnsi="Cambria"/>
+            <w:tcMar>
+              <w:top w:w="80" w:type="dxa"/>
+              <w:left w:w="80" w:type="dxa"/>
+              <w:bottom w:w="80" w:type="dxa"/>
+              <w:right w:w="80" w:type="dxa"/>
+            </w:tcMar>
+          </w:tcPr>
+          <w:p>
+            <w:pPr>
+              <w:rPr>
+                <w:rFonts w:cs="Times New Roman"/>
+                <w:sz w:val="22"/>
+                <w:szCs w:val="22"/>
               </w:rPr>
             </w:pPr>
           </w:p>
@@ -2419,7 +2322,6 @@
               <w:bottom w:val="single" w:sz="4" w:space="0" w:color="000000"/>
               <w:right w:val="single" w:sz="4" w:space="0" w:color="000000"/>
             </w:tcBorders>
-            <w:shd w:val="clear" w:color="auto" w:fill="auto"/>
             <w:tcMar>
               <w:top w:w="80" w:type="dxa"/>
               <w:left w:w="80" w:type="dxa"/>
@@ -2432,12 +2334,16 @@
             <w:pPr>
               <w:jc w:val="center"/>
               <w:rPr>
-                <w:rFonts w:ascii="Cambria" w:hAnsi="Cambria"/>
+                <w:rFonts w:cs="Times New Roman"/>
+                <w:sz w:val="22"/>
+                <w:szCs w:val="22"/>
               </w:rPr>
             </w:pPr>
             <w:r>
               <w:rPr>
-                <w:rFonts w:ascii="Cambria" w:eastAsia="Cambria" w:hAnsi="Cambria" w:cs="Cambria"/>
+                <w:rFonts w:eastAsia="Cambria" w:cs="Times New Roman"/>
+                <w:sz w:val="22"/>
+                <w:szCs w:val="22"/>
               </w:rPr>
               <w:t>International Press Corps (IPC)</w:t>
             </w:r>
@@ -2445,7 +2351,7 @@
         </w:tc>
         <w:tc>
           <w:tcPr>
-            <w:tcW w:w="1985" w:type="dxa"/>
+            <w:tcW w:w="2552" w:type="dxa"/>
             <w:tcBorders>
               <w:top w:val="single" w:sz="4" w:space="0" w:color="000000"/>
               <w:left w:val="single" w:sz="4" w:space="0" w:color="000000"/>
@@ -2457,7 +2363,9 @@
             <w:pPr>
               <w:jc w:val="center"/>
               <w:rPr>
-                <w:rFonts w:ascii="Cambria" w:eastAsia="Cambria" w:hAnsi="Cambria" w:cs="Cambria"/>
+                <w:rFonts w:eastAsia="Cambria" w:cs="Times New Roman"/>
+                <w:sz w:val="22"/>
+                <w:szCs w:val="22"/>
               </w:rPr>
             </w:pPr>
           </w:p>
@@ -2469,38 +2377,57 @@
         </w:trPr>
         <w:tc>
           <w:tcPr>
-            <w:tcW w:w="1277" w:type="dxa"/>
-            <w:tcBorders>
-              <w:top w:val="single" w:sz="4" w:space="0" w:color="000000"/>
-              <w:left w:val="single" w:sz="4" w:space="0" w:color="000000"/>
-              <w:bottom w:val="single" w:sz="4" w:space="0" w:color="000000"/>
-              <w:right w:val="single" w:sz="4" w:space="0" w:color="000000"/>
-            </w:tcBorders>
-            <w:shd w:val="clear" w:color="auto" w:fill="auto"/>
-            <w:tcMar>
-              <w:top w:w="80" w:type="dxa"/>
-              <w:left w:w="80" w:type="dxa"/>
-              <w:bottom w:w="80" w:type="dxa"/>
-              <w:right w:w="80" w:type="dxa"/>
-            </w:tcMar>
-          </w:tcPr>
-          <w:p>
-            <w:pPr>
-              <w:rPr>
-                <w:rFonts w:ascii="Cambria" w:eastAsia="Cambria" w:hAnsi="Cambria" w:cs="Cambria"/>
+            <w:tcW w:w="850" w:type="dxa"/>
+            <w:tcBorders>
+              <w:top w:val="single" w:sz="4" w:space="0" w:color="000000"/>
+              <w:left w:val="single" w:sz="4" w:space="0" w:color="000000"/>
+              <w:bottom w:val="single" w:sz="4" w:space="0" w:color="000000"/>
+              <w:right w:val="single" w:sz="4" w:space="0" w:color="000000"/>
+            </w:tcBorders>
+            <w:tcMar>
+              <w:top w:w="80" w:type="dxa"/>
+              <w:left w:w="80" w:type="dxa"/>
+              <w:bottom w:w="80" w:type="dxa"/>
+              <w:right w:w="80" w:type="dxa"/>
+            </w:tcMar>
+          </w:tcPr>
+          <w:p>
+            <w:pPr>
+              <w:rPr>
+                <w:rFonts w:eastAsia="Cambria" w:cs="Times New Roman"/>
+                <w:sz w:val="22"/>
+                <w:szCs w:val="22"/>
               </w:rPr>
             </w:pPr>
             <w:r>
               <w:rPr>
-                <w:rFonts w:ascii="Cambria" w:eastAsia="Cambria" w:hAnsi="Cambria" w:cs="Cambria"/>
-              </w:rPr>
-              <w:t>Total No. of delegates</w:t>
+                <w:rFonts w:eastAsia="Cambria" w:cs="Times New Roman"/>
+                <w:sz w:val="22"/>
+                <w:szCs w:val="22"/>
+              </w:rPr>
+              <w:t xml:space="preserve">Total </w:t>
             </w:r>
-          </w:p>
-        </w:tc>
-        <w:tc>
-          <w:tcPr>
-            <w:tcW w:w="8930" w:type="dxa"/>
+            <w:r>
+              <w:rPr>
+                <w:rFonts w:eastAsia="Cambria" w:cs="Times New Roman"/>
+                <w:sz w:val="22"/>
+                <w:szCs w:val="22"/>
+              </w:rPr>
+              <w:t>n</w:t>
+            </w:r>
+            <w:r>
+              <w:rPr>
+                <w:rFonts w:eastAsia="Cambria" w:cs="Times New Roman"/>
+                <w:sz w:val="22"/>
+                <w:szCs w:val="22"/>
+              </w:rPr>
+              <w:t>o. of delegates</w:t>
+            </w:r>
+          </w:p>
+        </w:tc>
+        <w:tc>
+          <w:tcPr>
+            <w:tcW w:w="9356" w:type="dxa"/>
             <w:gridSpan w:val="5"/>
             <w:tcBorders>
               <w:top w:val="single" w:sz="4" w:space="0" w:color="000000"/>
@@ -2508,18 +2435,19 @@
               <w:bottom w:val="single" w:sz="4" w:space="0" w:color="000000"/>
               <w:right w:val="single" w:sz="4" w:space="0" w:color="000000"/>
             </w:tcBorders>
-            <w:shd w:val="clear" w:color="auto" w:fill="auto"/>
-            <w:tcMar>
-              <w:top w:w="80" w:type="dxa"/>
-              <w:left w:w="80" w:type="dxa"/>
-              <w:bottom w:w="80" w:type="dxa"/>
-              <w:right w:w="80" w:type="dxa"/>
-            </w:tcMar>
-          </w:tcPr>
-          <w:p>
-            <w:pPr>
-              <w:rPr>
-                <w:rFonts w:ascii="Cambria" w:hAnsi="Cambria"/>
+            <w:tcMar>
+              <w:top w:w="80" w:type="dxa"/>
+              <w:left w:w="80" w:type="dxa"/>
+              <w:bottom w:w="80" w:type="dxa"/>
+              <w:right w:w="80" w:type="dxa"/>
+            </w:tcMar>
+          </w:tcPr>
+          <w:p>
+            <w:pPr>
+              <w:rPr>
+                <w:rFonts w:cs="Times New Roman"/>
+                <w:sz w:val="22"/>
+                <w:szCs w:val="22"/>
               </w:rPr>
             </w:pPr>
           </w:p>
@@ -2534,72 +2462,82 @@
         </w:tabs>
         <w:spacing w:after="200" w:line="276" w:lineRule="auto"/>
         <w:rPr>
-          <w:rFonts w:ascii="Cambria" w:eastAsia="Calibri" w:hAnsi="Cambria" w:cs="Calibri"/>
+          <w:rFonts w:eastAsia="Calibri" w:cs="Times New Roman"/>
           <w:b/>
           <w:i/>
-        </w:rPr>
-      </w:pPr>
-    </w:p>
-    <w:p>
-      <w:pPr>
-        <w:tabs>
-          <w:tab w:val="left" w:pos="2970"/>
-          <w:tab w:val="left" w:pos="5700"/>
-        </w:tabs>
-        <w:spacing w:after="200" w:line="276" w:lineRule="auto"/>
-        <w:rPr>
-          <w:rFonts w:ascii="Cambria" w:eastAsia="Calibri" w:hAnsi="Cambria" w:cs="Calibri"/>
-          <w:b/>
-          <w:i/>
+          <w:sz w:val="22"/>
+          <w:szCs w:val="22"/>
         </w:rPr>
       </w:pPr>
       <w:r>
         <w:rPr>
-          <w:rFonts w:ascii="Cambria" w:eastAsia="Calibri" w:hAnsi="Cambria" w:cs="Calibri"/>
+          <w:rFonts w:eastAsia="Calibri" w:cs="Times New Roman"/>
           <w:b/>
           <w:i/>
+          <w:sz w:val="22"/>
+          <w:szCs w:val="22"/>
+        </w:rPr>
+        <w:t xml:space="preserve">     </w:t>
+      </w:r>
+      <w:r>
+        <w:rPr>
+          <w:rFonts w:eastAsia="Calibri" w:cs="Times New Roman"/>
+          <w:b/>
+          <w:i/>
+          <w:sz w:val="22"/>
+          <w:szCs w:val="22"/>
         </w:rPr>
         <w:t xml:space="preserve">Last Date for submission of this form by </w:t>
       </w:r>
       <w:r>
         <w:rPr>
-          <w:rFonts w:ascii="Cambria" w:eastAsia="Calibri" w:hAnsi="Cambria" w:cs="Calibri"/>
+          <w:rFonts w:eastAsia="Calibri" w:cs="Times New Roman"/>
           <w:b/>
           <w:i/>
+          <w:sz w:val="22"/>
+          <w:szCs w:val="22"/>
         </w:rPr>
         <w:t>email</w:t>
       </w:r>
       <w:r>
         <w:rPr>
-          <w:rFonts w:ascii="Cambria" w:eastAsia="Calibri" w:hAnsi="Cambria" w:cs="Calibri"/>
+          <w:rFonts w:eastAsia="Calibri" w:cs="Times New Roman"/>
           <w:b/>
           <w:i/>
+          <w:sz w:val="22"/>
+          <w:szCs w:val="22"/>
         </w:rPr>
         <w:t xml:space="preserve">: </w:t>
       </w:r>
       <w:r>
         <w:rPr>
-          <w:rFonts w:ascii="Cambria" w:eastAsia="Calibri" w:hAnsi="Cambria" w:cs="Calibri"/>
+          <w:rFonts w:eastAsia="Calibri" w:cs="Times New Roman"/>
           <w:b/>
           <w:i/>
+          <w:sz w:val="22"/>
+          <w:szCs w:val="22"/>
         </w:rPr>
         <w:t>July 1,</w:t>
       </w:r>
       <w:r>
         <w:rPr>
-          <w:rFonts w:ascii="Cambria" w:eastAsia="Calibri" w:hAnsi="Cambria" w:cs="Calibri"/>
+          <w:rFonts w:eastAsia="Calibri" w:cs="Times New Roman"/>
           <w:b/>
           <w:i/>
+          <w:sz w:val="22"/>
+          <w:szCs w:val="22"/>
         </w:rPr>
         <w:t xml:space="preserve"> 202</w:t>
       </w:r>
       <w:r>
         <w:rPr>
-          <w:rFonts w:ascii="Cambria" w:eastAsia="Calibri" w:hAnsi="Cambria" w:cs="Calibri"/>
+          <w:rFonts w:eastAsia="Calibri" w:cs="Times New Roman"/>
           <w:b/>
           <w:i/>
+          <w:sz w:val="22"/>
+          <w:szCs w:val="22"/>
         </w:rPr>
-        <w:t>5</w:t>
+        <w:t>6</w:t>
       </w:r>
     </w:p>
     <w:p>
@@ -2610,9 +2548,11 @@
         </w:tabs>
         <w:spacing w:after="200" w:line="276" w:lineRule="auto"/>
         <w:rPr>
-          <w:rFonts w:ascii="Cambria" w:eastAsia="Calibri" w:hAnsi="Cambria" w:cs="Calibri"/>
+          <w:rFonts w:eastAsia="Calibri" w:cs="Times New Roman"/>
           <w:b/>
           <w:i/>
+          <w:sz w:val="22"/>
+          <w:szCs w:val="22"/>
         </w:rPr>
       </w:pPr>
     </w:p>
@@ -2625,15 +2565,17 @@
         <w:spacing w:after="200" w:line="276" w:lineRule="auto"/>
         <w:jc w:val="center"/>
         <w:rPr>
-          <w:rFonts w:ascii="Cambria" w:eastAsia="Calibri" w:hAnsi="Cambria" w:cs="Calibri"/>
+          <w:rFonts w:eastAsia="Calibri" w:cs="Times New Roman"/>
           <w:b/>
           <w:i/>
+          <w:sz w:val="22"/>
+          <w:szCs w:val="22"/>
         </w:rPr>
       </w:pPr>
     </w:p>
     <w:sectPr>
-      <w:headerReference w:type="default" r:id="rId9"/>
-      <w:footerReference w:type="default" r:id="rId10"/>
+      <w:headerReference w:type="default" r:id="rId10"/>
+      <w:footerReference w:type="default" r:id="rId11"/>
       <w:pgSz w:w="12240" w:h="15840"/>
       <w:pgMar w:top="720" w:right="720" w:bottom="720" w:left="720" w:header="720" w:footer="720" w:gutter="0"/>
       <w:pgNumType w:start="1"/>
@@ -2645,7 +2587,7 @@
 </file>
 
 <file path=word/endnotes.xml><?xml version="1.0" encoding="utf-8"?>
-<w:endnotes xmlns:wpc="http://schemas.microsoft.com/office/word/2010/wordprocessingCanvas" xmlns:cx="http://schemas.microsoft.com/office/drawing/2014/chartex" xmlns:cx1="http://schemas.microsoft.com/office/drawing/2015/9/8/chartex" xmlns:cx2="http://schemas.microsoft.com/office/drawing/2015/10/21/chartex" xmlns:cx3="http://schemas.microsoft.com/office/drawing/2016/5/9/chartex" xmlns:cx4="http://schemas.microsoft.com/office/drawing/2016/5/10/chartex" xmlns:cx5="http://schemas.microsoft.com/office/drawing/2016/5/11/chartex" xmlns:cx6="http://schemas.microsoft.com/office/drawing/2016/5/12/chartex" xmlns:cx7="http://schemas.microsoft.com/office/drawing/2016/5/13/chartex" xmlns:cx8="http://schemas.microsoft.com/office/drawing/2016/5/14/chartex" xmlns:mc="http://schemas.openxmlformats.org/markup-compatibility/2006" xmlns:aink="http://schemas.microsoft.com/office/drawing/2016/ink" xmlns:am3d="http://schemas.microsoft.com/office/drawing/2017/model3d" xmlns:o="urn:schemas-microsoft-com:office:office" xmlns:oel="http://schemas.microsoft.com/office/2019/extlst" xmlns:r="http://schemas.openxmlformats.org/officeDocument/2006/relationships" xmlns:m="http://schemas.openxmlformats.org/officeDocument/2006/math" xmlns:v="urn:schemas-microsoft-com:vml" xmlns:wp14="http://schemas.microsoft.com/office/word/2010/wordprocessingDrawing" xmlns:wp="http://schemas.openxmlformats.org/drawingml/2006/wordprocessingDrawing" xmlns:w10="urn:schemas-microsoft-com:office:word" xmlns:w="http://schemas.openxmlformats.org/wordprocessingml/2006/main" xmlns:w14="http://schemas.microsoft.com/office/word/2010/wordml" xmlns:w15="http://schemas.microsoft.com/office/word/2012/wordml" xmlns:w16cex="http://schemas.microsoft.com/office/word/2018/wordml/cex" xmlns:w16cid="http://schemas.microsoft.com/office/word/2016/wordml/cid" xmlns:w16="http://schemas.microsoft.com/office/word/2018/wordml" xmlns:w16du="http://schemas.microsoft.com/office/word/2023/wordml/word16du" xmlns:w16sdtdh="http://schemas.microsoft.com/office/word/2020/wordml/sdtdatahash" xmlns:w16se="http://schemas.microsoft.com/office/word/2015/wordml/symex" xmlns:wpg="http://schemas.microsoft.com/office/word/2010/wordprocessingGroup" xmlns:wpi="http://schemas.microsoft.com/office/word/2010/wordprocessingInk" xmlns:wne="http://schemas.microsoft.com/office/word/2006/wordml" xmlns:wps="http://schemas.microsoft.com/office/word/2010/wordprocessingShape" mc:Ignorable="w14 w15 w16se w16cid w16 w16cex w16sdtdh w16du wp14">
+<w:endnotes xmlns:wpc="http://schemas.microsoft.com/office/word/2010/wordprocessingCanvas" xmlns:cx="http://schemas.microsoft.com/office/drawing/2014/chartex" xmlns:cx1="http://schemas.microsoft.com/office/drawing/2015/9/8/chartex" xmlns:cx2="http://schemas.microsoft.com/office/drawing/2015/10/21/chartex" xmlns:cx3="http://schemas.microsoft.com/office/drawing/2016/5/9/chartex" xmlns:cx4="http://schemas.microsoft.com/office/drawing/2016/5/10/chartex" xmlns:cx5="http://schemas.microsoft.com/office/drawing/2016/5/11/chartex" xmlns:cx6="http://schemas.microsoft.com/office/drawing/2016/5/12/chartex" xmlns:cx7="http://schemas.microsoft.com/office/drawing/2016/5/13/chartex" xmlns:cx8="http://schemas.microsoft.com/office/drawing/2016/5/14/chartex" xmlns:mc="http://schemas.openxmlformats.org/markup-compatibility/2006" xmlns:aink="http://schemas.microsoft.com/office/drawing/2016/ink" xmlns:am3d="http://schemas.microsoft.com/office/drawing/2017/model3d" xmlns:o="urn:schemas-microsoft-com:office:office" xmlns:oel="http://schemas.microsoft.com/office/2019/extlst" xmlns:r="http://schemas.openxmlformats.org/officeDocument/2006/relationships" xmlns:m="http://schemas.openxmlformats.org/officeDocument/2006/math" xmlns:v="urn:schemas-microsoft-com:vml" xmlns:wp14="http://schemas.microsoft.com/office/word/2010/wordprocessingDrawing" xmlns:wp="http://schemas.openxmlformats.org/drawingml/2006/wordprocessingDrawing" xmlns:w10="urn:schemas-microsoft-com:office:word" xmlns:w="http://schemas.openxmlformats.org/wordprocessingml/2006/main" xmlns:w14="http://schemas.microsoft.com/office/word/2010/wordml" xmlns:w15="http://schemas.microsoft.com/office/word/2012/wordml" xmlns:w16cex="http://schemas.microsoft.com/office/word/2018/wordml/cex" xmlns:w16cid="http://schemas.microsoft.com/office/word/2016/wordml/cid" xmlns:w16="http://schemas.microsoft.com/office/word/2018/wordml" xmlns:w16du="http://schemas.microsoft.com/office/word/2023/wordml/word16du" xmlns:w16sdtdh="http://schemas.microsoft.com/office/word/2020/wordml/sdtdatahash" xmlns:w16sdtfl="http://schemas.microsoft.com/office/word/2024/wordml/sdtformatlock" xmlns:w16se="http://schemas.microsoft.com/office/word/2015/wordml/symex" xmlns:wpg="http://schemas.microsoft.com/office/word/2010/wordprocessingGroup" xmlns:wpi="http://schemas.microsoft.com/office/word/2010/wordprocessingInk" xmlns:wne="http://schemas.microsoft.com/office/word/2006/wordml" xmlns:wps="http://schemas.microsoft.com/office/word/2010/wordprocessingShape" mc:Ignorable="w14 w15 w16se w16cid w16 w16cex w16sdtdh w16sdtfl w16du wp14">
   <w:endnote w:type="separator" w:id="-1">
     <w:p>
       <w:r>
@@ -2664,7 +2606,7 @@
 </file>
 
 <file path=word/footer1.xml><?xml version="1.0" encoding="utf-8"?>
-<w:ftr xmlns:wpc="http://schemas.microsoft.com/office/word/2010/wordprocessingCanvas" xmlns:cx="http://schemas.microsoft.com/office/drawing/2014/chartex" xmlns:cx1="http://schemas.microsoft.com/office/drawing/2015/9/8/chartex" xmlns:cx2="http://schemas.microsoft.com/office/drawing/2015/10/21/chartex" xmlns:cx3="http://schemas.microsoft.com/office/drawing/2016/5/9/chartex" xmlns:cx4="http://schemas.microsoft.com/office/drawing/2016/5/10/chartex" xmlns:cx5="http://schemas.microsoft.com/office/drawing/2016/5/11/chartex" xmlns:cx6="http://schemas.microsoft.com/office/drawing/2016/5/12/chartex" xmlns:cx7="http://schemas.microsoft.com/office/drawing/2016/5/13/chartex" xmlns:cx8="http://schemas.microsoft.com/office/drawing/2016/5/14/chartex" xmlns:mc="http://schemas.openxmlformats.org/markup-compatibility/2006" xmlns:aink="http://schemas.microsoft.com/office/drawing/2016/ink" xmlns:am3d="http://schemas.microsoft.com/office/drawing/2017/model3d" xmlns:o="urn:schemas-microsoft-com:office:office" xmlns:oel="http://schemas.microsoft.com/office/2019/extlst" xmlns:r="http://schemas.openxmlformats.org/officeDocument/2006/relationships" xmlns:m="http://schemas.openxmlformats.org/officeDocument/2006/math" xmlns:v="urn:schemas-microsoft-com:vml" xmlns:wp14="http://schemas.microsoft.com/office/word/2010/wordprocessingDrawing" xmlns:wp="http://schemas.openxmlformats.org/drawingml/2006/wordprocessingDrawing" xmlns:w10="urn:schemas-microsoft-com:office:word" xmlns:w="http://schemas.openxmlformats.org/wordprocessingml/2006/main" xmlns:w14="http://schemas.microsoft.com/office/word/2010/wordml" xmlns:w15="http://schemas.microsoft.com/office/word/2012/wordml" xmlns:w16cex="http://schemas.microsoft.com/office/word/2018/wordml/cex" xmlns:w16cid="http://schemas.microsoft.com/office/word/2016/wordml/cid" xmlns:w16="http://schemas.microsoft.com/office/word/2018/wordml" xmlns:w16du="http://schemas.microsoft.com/office/word/2023/wordml/word16du" xmlns:w16sdtdh="http://schemas.microsoft.com/office/word/2020/wordml/sdtdatahash" xmlns:w16se="http://schemas.microsoft.com/office/word/2015/wordml/symex" xmlns:wpg="http://schemas.microsoft.com/office/word/2010/wordprocessingGroup" xmlns:wpi="http://schemas.microsoft.com/office/word/2010/wordprocessingInk" xmlns:wne="http://schemas.microsoft.com/office/word/2006/wordml" xmlns:wps="http://schemas.microsoft.com/office/word/2010/wordprocessingShape" mc:Ignorable="w14 w15 w16se w16cid w16 w16cex w16sdtdh w16du wp14">
+<w:ftr xmlns:wpc="http://schemas.microsoft.com/office/word/2010/wordprocessingCanvas" xmlns:cx="http://schemas.microsoft.com/office/drawing/2014/chartex" xmlns:cx1="http://schemas.microsoft.com/office/drawing/2015/9/8/chartex" xmlns:cx2="http://schemas.microsoft.com/office/drawing/2015/10/21/chartex" xmlns:cx3="http://schemas.microsoft.com/office/drawing/2016/5/9/chartex" xmlns:cx4="http://schemas.microsoft.com/office/drawing/2016/5/10/chartex" xmlns:cx5="http://schemas.microsoft.com/office/drawing/2016/5/11/chartex" xmlns:cx6="http://schemas.microsoft.com/office/drawing/2016/5/12/chartex" xmlns:cx7="http://schemas.microsoft.com/office/drawing/2016/5/13/chartex" xmlns:cx8="http://schemas.microsoft.com/office/drawing/2016/5/14/chartex" xmlns:mc="http://schemas.openxmlformats.org/markup-compatibility/2006" xmlns:aink="http://schemas.microsoft.com/office/drawing/2016/ink" xmlns:am3d="http://schemas.microsoft.com/office/drawing/2017/model3d" xmlns:o="urn:schemas-microsoft-com:office:office" xmlns:oel="http://schemas.microsoft.com/office/2019/extlst" xmlns:r="http://schemas.openxmlformats.org/officeDocument/2006/relationships" xmlns:m="http://schemas.openxmlformats.org/officeDocument/2006/math" xmlns:v="urn:schemas-microsoft-com:vml" xmlns:wp14="http://schemas.microsoft.com/office/word/2010/wordprocessingDrawing" xmlns:wp="http://schemas.openxmlformats.org/drawingml/2006/wordprocessingDrawing" xmlns:w10="urn:schemas-microsoft-com:office:word" xmlns:w="http://schemas.openxmlformats.org/wordprocessingml/2006/main" xmlns:w14="http://schemas.microsoft.com/office/word/2010/wordml" xmlns:w15="http://schemas.microsoft.com/office/word/2012/wordml" xmlns:w16cex="http://schemas.microsoft.com/office/word/2018/wordml/cex" xmlns:w16cid="http://schemas.microsoft.com/office/word/2016/wordml/cid" xmlns:w16="http://schemas.microsoft.com/office/word/2018/wordml" xmlns:w16du="http://schemas.microsoft.com/office/word/2023/wordml/word16du" xmlns:w16sdtdh="http://schemas.microsoft.com/office/word/2020/wordml/sdtdatahash" xmlns:w16sdtfl="http://schemas.microsoft.com/office/word/2024/wordml/sdtformatlock" xmlns:w16se="http://schemas.microsoft.com/office/word/2015/wordml/symex" xmlns:wpg="http://schemas.microsoft.com/office/word/2010/wordprocessingGroup" xmlns:wpi="http://schemas.microsoft.com/office/word/2010/wordprocessingInk" xmlns:wne="http://schemas.microsoft.com/office/word/2006/wordml" xmlns:wps="http://schemas.microsoft.com/office/word/2010/wordprocessingShape" mc:Ignorable="w14 w15 w16se w16cid w16 w16cex w16sdtdh w16sdtfl w16du wp14">
   <w:p>
     <w:pPr>
       <w:pBdr>
@@ -2789,7 +2731,7 @@
 </file>
 
 <file path=word/footnotes.xml><?xml version="1.0" encoding="utf-8"?>
-<w:footnotes xmlns:wpc="http://schemas.microsoft.com/office/word/2010/wordprocessingCanvas" xmlns:cx="http://schemas.microsoft.com/office/drawing/2014/chartex" xmlns:cx1="http://schemas.microsoft.com/office/drawing/2015/9/8/chartex" xmlns:cx2="http://schemas.microsoft.com/office/drawing/2015/10/21/chartex" xmlns:cx3="http://schemas.microsoft.com/office/drawing/2016/5/9/chartex" xmlns:cx4="http://schemas.microsoft.com/office/drawing/2016/5/10/chartex" xmlns:cx5="http://schemas.microsoft.com/office/drawing/2016/5/11/chartex" xmlns:cx6="http://schemas.microsoft.com/office/drawing/2016/5/12/chartex" xmlns:cx7="http://schemas.microsoft.com/office/drawing/2016/5/13/chartex" xmlns:cx8="http://schemas.microsoft.com/office/drawing/2016/5/14/chartex" xmlns:mc="http://schemas.openxmlformats.org/markup-compatibility/2006" xmlns:aink="http://schemas.microsoft.com/office/drawing/2016/ink" xmlns:am3d="http://schemas.microsoft.com/office/drawing/2017/model3d" xmlns:o="urn:schemas-microsoft-com:office:office" xmlns:oel="http://schemas.microsoft.com/office/2019/extlst" xmlns:r="http://schemas.openxmlformats.org/officeDocument/2006/relationships" xmlns:m="http://schemas.openxmlformats.org/officeDocument/2006/math" xmlns:v="urn:schemas-microsoft-com:vml" xmlns:wp14="http://schemas.microsoft.com/office/word/2010/wordprocessingDrawing" xmlns:wp="http://schemas.openxmlformats.org/drawingml/2006/wordprocessingDrawing" xmlns:w10="urn:schemas-microsoft-com:office:word" xmlns:w="http://schemas.openxmlformats.org/wordprocessingml/2006/main" xmlns:w14="http://schemas.microsoft.com/office/word/2010/wordml" xmlns:w15="http://schemas.microsoft.com/office/word/2012/wordml" xmlns:w16cex="http://schemas.microsoft.com/office/word/2018/wordml/cex" xmlns:w16cid="http://schemas.microsoft.com/office/word/2016/wordml/cid" xmlns:w16="http://schemas.microsoft.com/office/word/2018/wordml" xmlns:w16du="http://schemas.microsoft.com/office/word/2023/wordml/word16du" xmlns:w16sdtdh="http://schemas.microsoft.com/office/word/2020/wordml/sdtdatahash" xmlns:w16se="http://schemas.microsoft.com/office/word/2015/wordml/symex" xmlns:wpg="http://schemas.microsoft.com/office/word/2010/wordprocessingGroup" xmlns:wpi="http://schemas.microsoft.com/office/word/2010/wordprocessingInk" xmlns:wne="http://schemas.microsoft.com/office/word/2006/wordml" xmlns:wps="http://schemas.microsoft.com/office/word/2010/wordprocessingShape" mc:Ignorable="w14 w15 w16se w16cid w16 w16cex w16sdtdh w16du wp14">
+<w:footnotes xmlns:wpc="http://schemas.microsoft.com/office/word/2010/wordprocessingCanvas" xmlns:cx="http://schemas.microsoft.com/office/drawing/2014/chartex" xmlns:cx1="http://schemas.microsoft.com/office/drawing/2015/9/8/chartex" xmlns:cx2="http://schemas.microsoft.com/office/drawing/2015/10/21/chartex" xmlns:cx3="http://schemas.microsoft.com/office/drawing/2016/5/9/chartex" xmlns:cx4="http://schemas.microsoft.com/office/drawing/2016/5/10/chartex" xmlns:cx5="http://schemas.microsoft.com/office/drawing/2016/5/11/chartex" xmlns:cx6="http://schemas.microsoft.com/office/drawing/2016/5/12/chartex" xmlns:cx7="http://schemas.microsoft.com/office/drawing/2016/5/13/chartex" xmlns:cx8="http://schemas.microsoft.com/office/drawing/2016/5/14/chartex" xmlns:mc="http://schemas.openxmlformats.org/markup-compatibility/2006" xmlns:aink="http://schemas.microsoft.com/office/drawing/2016/ink" xmlns:am3d="http://schemas.microsoft.com/office/drawing/2017/model3d" xmlns:o="urn:schemas-microsoft-com:office:office" xmlns:oel="http://schemas.microsoft.com/office/2019/extlst" xmlns:r="http://schemas.openxmlformats.org/officeDocument/2006/relationships" xmlns:m="http://schemas.openxmlformats.org/officeDocument/2006/math" xmlns:v="urn:schemas-microsoft-com:vml" xmlns:wp14="http://schemas.microsoft.com/office/word/2010/wordprocessingDrawing" xmlns:wp="http://schemas.openxmlformats.org/drawingml/2006/wordprocessingDrawing" xmlns:w10="urn:schemas-microsoft-com:office:word" xmlns:w="http://schemas.openxmlformats.org/wordprocessingml/2006/main" xmlns:w14="http://schemas.microsoft.com/office/word/2010/wordml" xmlns:w15="http://schemas.microsoft.com/office/word/2012/wordml" xmlns:w16cex="http://schemas.microsoft.com/office/word/2018/wordml/cex" xmlns:w16cid="http://schemas.microsoft.com/office/word/2016/wordml/cid" xmlns:w16="http://schemas.microsoft.com/office/word/2018/wordml" xmlns:w16du="http://schemas.microsoft.com/office/word/2023/wordml/word16du" xmlns:w16sdtdh="http://schemas.microsoft.com/office/word/2020/wordml/sdtdatahash" xmlns:w16sdtfl="http://schemas.microsoft.com/office/word/2024/wordml/sdtformatlock" xmlns:w16se="http://schemas.microsoft.com/office/word/2015/wordml/symex" xmlns:wpg="http://schemas.microsoft.com/office/word/2010/wordprocessingGroup" xmlns:wpi="http://schemas.microsoft.com/office/word/2010/wordprocessingInk" xmlns:wne="http://schemas.microsoft.com/office/word/2006/wordml" xmlns:wps="http://schemas.microsoft.com/office/word/2010/wordprocessingShape" mc:Ignorable="w14 w15 w16se w16cid w16 w16cex w16sdtdh w16sdtfl w16du wp14">
   <w:footnote w:type="separator" w:id="-1">
     <w:p>
       <w:r>
@@ -2808,7 +2750,7 @@
 </file>
 
 <file path=word/header1.xml><?xml version="1.0" encoding="utf-8"?>
-<w:hdr xmlns:wpc="http://schemas.microsoft.com/office/word/2010/wordprocessingCanvas" xmlns:cx="http://schemas.microsoft.com/office/drawing/2014/chartex" xmlns:cx1="http://schemas.microsoft.com/office/drawing/2015/9/8/chartex" xmlns:cx2="http://schemas.microsoft.com/office/drawing/2015/10/21/chartex" xmlns:cx3="http://schemas.microsoft.com/office/drawing/2016/5/9/chartex" xmlns:cx4="http://schemas.microsoft.com/office/drawing/2016/5/10/chartex" xmlns:cx5="http://schemas.microsoft.com/office/drawing/2016/5/11/chartex" xmlns:cx6="http://schemas.microsoft.com/office/drawing/2016/5/12/chartex" xmlns:cx7="http://schemas.microsoft.com/office/drawing/2016/5/13/chartex" xmlns:cx8="http://schemas.microsoft.com/office/drawing/2016/5/14/chartex" xmlns:mc="http://schemas.openxmlformats.org/markup-compatibility/2006" xmlns:aink="http://schemas.microsoft.com/office/drawing/2016/ink" xmlns:am3d="http://schemas.microsoft.com/office/drawing/2017/model3d" xmlns:o="urn:schemas-microsoft-com:office:office" xmlns:oel="http://schemas.microsoft.com/office/2019/extlst" xmlns:r="http://schemas.openxmlformats.org/officeDocument/2006/relationships" xmlns:m="http://schemas.openxmlformats.org/officeDocument/2006/math" xmlns:v="urn:schemas-microsoft-com:vml" xmlns:wp14="http://schemas.microsoft.com/office/word/2010/wordprocessingDrawing" xmlns:wp="http://schemas.openxmlformats.org/drawingml/2006/wordprocessingDrawing" xmlns:w10="urn:schemas-microsoft-com:office:word" xmlns:w="http://schemas.openxmlformats.org/wordprocessingml/2006/main" xmlns:w14="http://schemas.microsoft.com/office/word/2010/wordml" xmlns:w15="http://schemas.microsoft.com/office/word/2012/wordml" xmlns:w16cex="http://schemas.microsoft.com/office/word/2018/wordml/cex" xmlns:w16cid="http://schemas.microsoft.com/office/word/2016/wordml/cid" xmlns:w16="http://schemas.microsoft.com/office/word/2018/wordml" xmlns:w16du="http://schemas.microsoft.com/office/word/2023/wordml/word16du" xmlns:w16sdtdh="http://schemas.microsoft.com/office/word/2020/wordml/sdtdatahash" xmlns:w16se="http://schemas.microsoft.com/office/word/2015/wordml/symex" xmlns:wpg="http://schemas.microsoft.com/office/word/2010/wordprocessingGroup" xmlns:wpi="http://schemas.microsoft.com/office/word/2010/wordprocessingInk" xmlns:wne="http://schemas.microsoft.com/office/word/2006/wordml" xmlns:wps="http://schemas.microsoft.com/office/word/2010/wordprocessingShape" mc:Ignorable="w14 w15 w16se w16cid w16 w16cex w16sdtdh w16du wp14">
+<w:hdr xmlns:wpc="http://schemas.microsoft.com/office/word/2010/wordprocessingCanvas" xmlns:cx="http://schemas.microsoft.com/office/drawing/2014/chartex" xmlns:cx1="http://schemas.microsoft.com/office/drawing/2015/9/8/chartex" xmlns:cx2="http://schemas.microsoft.com/office/drawing/2015/10/21/chartex" xmlns:cx3="http://schemas.microsoft.com/office/drawing/2016/5/9/chartex" xmlns:cx4="http://schemas.microsoft.com/office/drawing/2016/5/10/chartex" xmlns:cx5="http://schemas.microsoft.com/office/drawing/2016/5/11/chartex" xmlns:cx6="http://schemas.microsoft.com/office/drawing/2016/5/12/chartex" xmlns:cx7="http://schemas.microsoft.com/office/drawing/2016/5/13/chartex" xmlns:cx8="http://schemas.microsoft.com/office/drawing/2016/5/14/chartex" xmlns:mc="http://schemas.openxmlformats.org/markup-compatibility/2006" xmlns:aink="http://schemas.microsoft.com/office/drawing/2016/ink" xmlns:am3d="http://schemas.microsoft.com/office/drawing/2017/model3d" xmlns:o="urn:schemas-microsoft-com:office:office" xmlns:oel="http://schemas.microsoft.com/office/2019/extlst" xmlns:r="http://schemas.openxmlformats.org/officeDocument/2006/relationships" xmlns:m="http://schemas.openxmlformats.org/officeDocument/2006/math" xmlns:v="urn:schemas-microsoft-com:vml" xmlns:wp14="http://schemas.microsoft.com/office/word/2010/wordprocessingDrawing" xmlns:wp="http://schemas.openxmlformats.org/drawingml/2006/wordprocessingDrawing" xmlns:w10="urn:schemas-microsoft-com:office:word" xmlns:w="http://schemas.openxmlformats.org/wordprocessingml/2006/main" xmlns:w14="http://schemas.microsoft.com/office/word/2010/wordml" xmlns:w15="http://schemas.microsoft.com/office/word/2012/wordml" xmlns:w16cex="http://schemas.microsoft.com/office/word/2018/wordml/cex" xmlns:w16cid="http://schemas.microsoft.com/office/word/2016/wordml/cid" xmlns:w16="http://schemas.microsoft.com/office/word/2018/wordml" xmlns:w16du="http://schemas.microsoft.com/office/word/2023/wordml/word16du" xmlns:w16sdtdh="http://schemas.microsoft.com/office/word/2020/wordml/sdtdatahash" xmlns:w16sdtfl="http://schemas.microsoft.com/office/word/2024/wordml/sdtformatlock" xmlns:w16se="http://schemas.microsoft.com/office/word/2015/wordml/symex" xmlns:wpg="http://schemas.microsoft.com/office/word/2010/wordprocessingGroup" xmlns:wpi="http://schemas.microsoft.com/office/word/2010/wordprocessingInk" xmlns:wne="http://schemas.microsoft.com/office/word/2006/wordml" xmlns:wps="http://schemas.microsoft.com/office/word/2010/wordprocessingShape" mc:Ignorable="w14 w15 w16se w16cid w16 w16cex w16sdtdh w16sdtfl w16du wp14">
   <w:p>
     <w:pPr>
       <w:pBdr>
@@ -2907,8 +2849,237 @@
 </w:hdr>
 </file>
 
+<file path=word/numbering.xml><?xml version="1.0" encoding="utf-8"?>
+<w:numbering xmlns:wpc="http://schemas.microsoft.com/office/word/2010/wordprocessingCanvas" xmlns:cx="http://schemas.microsoft.com/office/drawing/2014/chartex" xmlns:cx1="http://schemas.microsoft.com/office/drawing/2015/9/8/chartex" xmlns:cx2="http://schemas.microsoft.com/office/drawing/2015/10/21/chartex" xmlns:cx3="http://schemas.microsoft.com/office/drawing/2016/5/9/chartex" xmlns:cx4="http://schemas.microsoft.com/office/drawing/2016/5/10/chartex" xmlns:cx5="http://schemas.microsoft.com/office/drawing/2016/5/11/chartex" xmlns:cx6="http://schemas.microsoft.com/office/drawing/2016/5/12/chartex" xmlns:cx7="http://schemas.microsoft.com/office/drawing/2016/5/13/chartex" xmlns:cx8="http://schemas.microsoft.com/office/drawing/2016/5/14/chartex" xmlns:mc="http://schemas.openxmlformats.org/markup-compatibility/2006" xmlns:aink="http://schemas.microsoft.com/office/drawing/2016/ink" xmlns:am3d="http://schemas.microsoft.com/office/drawing/2017/model3d" xmlns:o="urn:schemas-microsoft-com:office:office" xmlns:oel="http://schemas.microsoft.com/office/2019/extlst" xmlns:r="http://schemas.openxmlformats.org/officeDocument/2006/relationships" xmlns:m="http://schemas.openxmlformats.org/officeDocument/2006/math" xmlns:v="urn:schemas-microsoft-com:vml" xmlns:wp14="http://schemas.microsoft.com/office/word/2010/wordprocessingDrawing" xmlns:wp="http://schemas.openxmlformats.org/drawingml/2006/wordprocessingDrawing" xmlns:w10="urn:schemas-microsoft-com:office:word" xmlns:w="http://schemas.openxmlformats.org/wordprocessingml/2006/main" xmlns:w14="http://schemas.microsoft.com/office/word/2010/wordml" xmlns:w15="http://schemas.microsoft.com/office/word/2012/wordml" xmlns:w16cex="http://schemas.microsoft.com/office/word/2018/wordml/cex" xmlns:w16cid="http://schemas.microsoft.com/office/word/2016/wordml/cid" xmlns:w16="http://schemas.microsoft.com/office/word/2018/wordml" xmlns:w16du="http://schemas.microsoft.com/office/word/2023/wordml/word16du" xmlns:w16sdtdh="http://schemas.microsoft.com/office/word/2020/wordml/sdtdatahash" xmlns:w16sdtfl="http://schemas.microsoft.com/office/word/2024/wordml/sdtformatlock" xmlns:w16se="http://schemas.microsoft.com/office/word/2015/wordml/symex" xmlns:wpg="http://schemas.microsoft.com/office/word/2010/wordprocessingGroup" xmlns:wpi="http://schemas.microsoft.com/office/word/2010/wordprocessingInk" xmlns:wne="http://schemas.microsoft.com/office/word/2006/wordml" xmlns:wps="http://schemas.microsoft.com/office/word/2010/wordprocessingShape" mc:Ignorable="w14 w15 w16se w16cid w16 w16cex w16sdtdh w16sdtfl w16du wp14">
+  <w:abstractNum w:abstractNumId="0" w15:restartNumberingAfterBreak="0">
+    <w:nsid w:val="6D0A6895"/>
+    <w:multiLevelType w:val="hybridMultilevel"/>
+    <w:tmpl w:val="79202024"/>
+    <w:lvl w:ilvl="0" w:tplc="76704876">
+      <w:start w:val="1"/>
+      <w:numFmt w:val="decimal"/>
+      <w:lvlText w:val="%1."/>
+      <w:lvlJc w:val="left"/>
+      <w:pPr>
+        <w:ind w:left="705"/>
+      </w:pPr>
+      <w:rPr>
+        <w:rFonts w:ascii="Arial" w:eastAsia="Arial" w:hAnsi="Arial" w:cs="Arial"/>
+        <w:b/>
+        <w:bCs/>
+        <w:i w:val="0"/>
+        <w:strike w:val="0"/>
+        <w:dstrike w:val="0"/>
+        <w:color w:val="000000"/>
+        <w:sz w:val="22"/>
+        <w:szCs w:val="22"/>
+        <w:u w:val="none" w:color="000000"/>
+        <w:bdr w:val="none" w:sz="0" w:space="0" w:color="auto"/>
+        <w:shd w:val="clear" w:color="auto" w:fill="auto"/>
+        <w:vertAlign w:val="baseline"/>
+      </w:rPr>
+    </w:lvl>
+    <w:lvl w:ilvl="1" w:tplc="6E1A68A4">
+      <w:start w:val="1"/>
+      <w:numFmt w:val="lowerLetter"/>
+      <w:lvlText w:val="%2"/>
+      <w:lvlJc w:val="left"/>
+      <w:pPr>
+        <w:ind w:left="1440"/>
+      </w:pPr>
+      <w:rPr>
+        <w:rFonts w:ascii="Arial" w:eastAsia="Arial" w:hAnsi="Arial" w:cs="Arial"/>
+        <w:b/>
+        <w:bCs/>
+        <w:i w:val="0"/>
+        <w:strike w:val="0"/>
+        <w:dstrike w:val="0"/>
+        <w:color w:val="000000"/>
+        <w:sz w:val="22"/>
+        <w:szCs w:val="22"/>
+        <w:u w:val="none" w:color="000000"/>
+        <w:bdr w:val="none" w:sz="0" w:space="0" w:color="auto"/>
+        <w:shd w:val="clear" w:color="auto" w:fill="auto"/>
+        <w:vertAlign w:val="baseline"/>
+      </w:rPr>
+    </w:lvl>
+    <w:lvl w:ilvl="2" w:tplc="D32E0472">
+      <w:start w:val="1"/>
+      <w:numFmt w:val="lowerRoman"/>
+      <w:lvlText w:val="%3"/>
+      <w:lvlJc w:val="left"/>
+      <w:pPr>
+        <w:ind w:left="2160"/>
+      </w:pPr>
+      <w:rPr>
+        <w:rFonts w:ascii="Arial" w:eastAsia="Arial" w:hAnsi="Arial" w:cs="Arial"/>
+        <w:b/>
+        <w:bCs/>
+        <w:i w:val="0"/>
+        <w:strike w:val="0"/>
+        <w:dstrike w:val="0"/>
+        <w:color w:val="000000"/>
+        <w:sz w:val="22"/>
+        <w:szCs w:val="22"/>
+        <w:u w:val="none" w:color="000000"/>
+        <w:bdr w:val="none" w:sz="0" w:space="0" w:color="auto"/>
+        <w:shd w:val="clear" w:color="auto" w:fill="auto"/>
+        <w:vertAlign w:val="baseline"/>
+      </w:rPr>
+    </w:lvl>
+    <w:lvl w:ilvl="3" w:tplc="EF02C1A4">
+      <w:start w:val="1"/>
+      <w:numFmt w:val="decimal"/>
+      <w:lvlText w:val="%4"/>
+      <w:lvlJc w:val="left"/>
+      <w:pPr>
+        <w:ind w:left="2880"/>
+      </w:pPr>
+      <w:rPr>
+        <w:rFonts w:ascii="Arial" w:eastAsia="Arial" w:hAnsi="Arial" w:cs="Arial"/>
+        <w:b/>
+        <w:bCs/>
+        <w:i w:val="0"/>
+        <w:strike w:val="0"/>
+        <w:dstrike w:val="0"/>
+        <w:color w:val="000000"/>
+        <w:sz w:val="22"/>
+        <w:szCs w:val="22"/>
+        <w:u w:val="none" w:color="000000"/>
+        <w:bdr w:val="none" w:sz="0" w:space="0" w:color="auto"/>
+        <w:shd w:val="clear" w:color="auto" w:fill="auto"/>
+        <w:vertAlign w:val="baseline"/>
+      </w:rPr>
+    </w:lvl>
+    <w:lvl w:ilvl="4" w:tplc="28CEF1B6">
+      <w:start w:val="1"/>
+      <w:numFmt w:val="lowerLetter"/>
+      <w:lvlText w:val="%5"/>
+      <w:lvlJc w:val="left"/>
+      <w:pPr>
+        <w:ind w:left="3600"/>
+      </w:pPr>
+      <w:rPr>
+        <w:rFonts w:ascii="Arial" w:eastAsia="Arial" w:hAnsi="Arial" w:cs="Arial"/>
+        <w:b/>
+        <w:bCs/>
+        <w:i w:val="0"/>
+        <w:strike w:val="0"/>
+        <w:dstrike w:val="0"/>
+        <w:color w:val="000000"/>
+        <w:sz w:val="22"/>
+        <w:szCs w:val="22"/>
+        <w:u w:val="none" w:color="000000"/>
+        <w:bdr w:val="none" w:sz="0" w:space="0" w:color="auto"/>
+        <w:shd w:val="clear" w:color="auto" w:fill="auto"/>
+        <w:vertAlign w:val="baseline"/>
+      </w:rPr>
+    </w:lvl>
+    <w:lvl w:ilvl="5" w:tplc="6004E9DC">
+      <w:start w:val="1"/>
+      <w:numFmt w:val="lowerRoman"/>
+      <w:lvlText w:val="%6"/>
+      <w:lvlJc w:val="left"/>
+      <w:pPr>
+        <w:ind w:left="4320"/>
+      </w:pPr>
+      <w:rPr>
+        <w:rFonts w:ascii="Arial" w:eastAsia="Arial" w:hAnsi="Arial" w:cs="Arial"/>
+        <w:b/>
+        <w:bCs/>
+        <w:i w:val="0"/>
+        <w:strike w:val="0"/>
+        <w:dstrike w:val="0"/>
+        <w:color w:val="000000"/>
+        <w:sz w:val="22"/>
+        <w:szCs w:val="22"/>
+        <w:u w:val="none" w:color="000000"/>
+        <w:bdr w:val="none" w:sz="0" w:space="0" w:color="auto"/>
+        <w:shd w:val="clear" w:color="auto" w:fill="auto"/>
+        <w:vertAlign w:val="baseline"/>
+      </w:rPr>
+    </w:lvl>
+    <w:lvl w:ilvl="6" w:tplc="459A7C36">
+      <w:start w:val="1"/>
+      <w:numFmt w:val="decimal"/>
+      <w:lvlText w:val="%7"/>
+      <w:lvlJc w:val="left"/>
+      <w:pPr>
+        <w:ind w:left="5040"/>
+      </w:pPr>
+      <w:rPr>
+        <w:rFonts w:ascii="Arial" w:eastAsia="Arial" w:hAnsi="Arial" w:cs="Arial"/>
+        <w:b/>
+        <w:bCs/>
+        <w:i w:val="0"/>
+        <w:strike w:val="0"/>
+        <w:dstrike w:val="0"/>
+        <w:color w:val="000000"/>
+        <w:sz w:val="22"/>
+        <w:szCs w:val="22"/>
+        <w:u w:val="none" w:color="000000"/>
+        <w:bdr w:val="none" w:sz="0" w:space="0" w:color="auto"/>
+        <w:shd w:val="clear" w:color="auto" w:fill="auto"/>
+        <w:vertAlign w:val="baseline"/>
+      </w:rPr>
+    </w:lvl>
+    <w:lvl w:ilvl="7" w:tplc="83886D92">
+      <w:start w:val="1"/>
+      <w:numFmt w:val="lowerLetter"/>
+      <w:lvlText w:val="%8"/>
+      <w:lvlJc w:val="left"/>
+      <w:pPr>
+        <w:ind w:left="5760"/>
+      </w:pPr>
+      <w:rPr>
+        <w:rFonts w:ascii="Arial" w:eastAsia="Arial" w:hAnsi="Arial" w:cs="Arial"/>
+        <w:b/>
+        <w:bCs/>
+        <w:i w:val="0"/>
+        <w:strike w:val="0"/>
+        <w:dstrike w:val="0"/>
+        <w:color w:val="000000"/>
+        <w:sz w:val="22"/>
+        <w:szCs w:val="22"/>
+        <w:u w:val="none" w:color="000000"/>
+        <w:bdr w:val="none" w:sz="0" w:space="0" w:color="auto"/>
+        <w:shd w:val="clear" w:color="auto" w:fill="auto"/>
+        <w:vertAlign w:val="baseline"/>
+      </w:rPr>
+    </w:lvl>
+    <w:lvl w:ilvl="8" w:tplc="1346DF76">
+      <w:start w:val="1"/>
+      <w:numFmt w:val="lowerRoman"/>
+      <w:lvlText w:val="%9"/>
+      <w:lvlJc w:val="left"/>
+      <w:pPr>
+        <w:ind w:left="6480"/>
+      </w:pPr>
+      <w:rPr>
+        <w:rFonts w:ascii="Arial" w:eastAsia="Arial" w:hAnsi="Arial" w:cs="Arial"/>
+        <w:b/>
+        <w:bCs/>
+        <w:i w:val="0"/>
+        <w:strike w:val="0"/>
+        <w:dstrike w:val="0"/>
+        <w:color w:val="000000"/>
+        <w:sz w:val="22"/>
+        <w:szCs w:val="22"/>
+        <w:u w:val="none" w:color="000000"/>
+        <w:bdr w:val="none" w:sz="0" w:space="0" w:color="auto"/>
+        <w:shd w:val="clear" w:color="auto" w:fill="auto"/>
+        <w:vertAlign w:val="baseline"/>
+      </w:rPr>
+    </w:lvl>
+  </w:abstractNum>
+  <w:num w:numId="1" w16cid:durableId="827014240">
+    <w:abstractNumId w:val="0"/>
+  </w:num>
+</w:numbering>
+</file>
+
 <file path=word/styles.xml><?xml version="1.0" encoding="utf-8"?>
-<w:styles xmlns:mc="http://schemas.openxmlformats.org/markup-compatibility/2006" xmlns:r="http://schemas.openxmlformats.org/officeDocument/2006/relationships" xmlns:w="http://schemas.openxmlformats.org/wordprocessingml/2006/main" xmlns:w14="http://schemas.microsoft.com/office/word/2010/wordml" xmlns:w15="http://schemas.microsoft.com/office/word/2012/wordml" xmlns:w16cex="http://schemas.microsoft.com/office/word/2018/wordml/cex" xmlns:w16cid="http://schemas.microsoft.com/office/word/2016/wordml/cid" xmlns:w16="http://schemas.microsoft.com/office/word/2018/wordml" xmlns:w16du="http://schemas.microsoft.com/office/word/2023/wordml/word16du" xmlns:w16sdtdh="http://schemas.microsoft.com/office/word/2020/wordml/sdtdatahash" xmlns:w16se="http://schemas.microsoft.com/office/word/2015/wordml/symex" mc:Ignorable="w14 w15 w16se w16cid w16 w16cex w16sdtdh w16du">
+<w:styles xmlns:mc="http://schemas.openxmlformats.org/markup-compatibility/2006" xmlns:r="http://schemas.openxmlformats.org/officeDocument/2006/relationships" xmlns:w="http://schemas.openxmlformats.org/wordprocessingml/2006/main" xmlns:w14="http://schemas.microsoft.com/office/word/2010/wordml" xmlns:w15="http://schemas.microsoft.com/office/word/2012/wordml" xmlns:w16cex="http://schemas.microsoft.com/office/word/2018/wordml/cex" xmlns:w16cid="http://schemas.microsoft.com/office/word/2016/wordml/cid" xmlns:w16="http://schemas.microsoft.com/office/word/2018/wordml" xmlns:w16du="http://schemas.microsoft.com/office/word/2023/wordml/word16du" xmlns:w16sdtdh="http://schemas.microsoft.com/office/word/2020/wordml/sdtdatahash" xmlns:w16sdtfl="http://schemas.microsoft.com/office/word/2024/wordml/sdtformatlock" xmlns:w16se="http://schemas.microsoft.com/office/word/2015/wordml/symex" mc:Ignorable="w14 w15 w16se w16cid w16 w16cex w16sdtdh w16sdtfl w16du">
   <w:docDefaults>
     <w:rPrDefault>
       <w:rPr>
